--- a/CONFERENCE/TRAFARETE/Reference.docx
+++ b/CONFERENCE/TRAFARETE/Reference.docx
@@ -11,7 +11,13 @@
         <w:rPr>
           <w:rFonts w:ascii="Times New Roman" w:eastAsia="Times New Roman" w:hAnsi="Times New Roman" w:cs="Times New Roman"/>
         </w:rPr>
-        <w:t>УДК 621.383.51</w:t>
+        <w:t xml:space="preserve">УДК </w:t>
+      </w:r>
+      <w:r>
+        <w:rPr>
+          <w:rFonts w:ascii="Times New Roman" w:eastAsia="Times New Roman" w:hAnsi="Times New Roman" w:cs="Times New Roman"/>
+        </w:rPr>
+        <w:t>621.382.2</w:t>
       </w:r>
     </w:p>
     <w:p>
@@ -39,7 +45,7 @@
           <w:b/>
           <w:sz w:val="32"/>
         </w:rPr>
-        <w:t>ПЕРСПЕКТИВИ ВИКОРИСТАННЯ ПЕРОВСКІТНИХ СОНЯЧНИХ ЕЛЕМЕНТІВ В ЕНЕРГЕТИЦІ</w:t>
+        <w:t>ФІЗИЧНІ ОСНОВИ ВИКОРИСТАННЯ МЕМРИСТОРНИХ КРОСБАР-МАСИВІВ ДЛЯ АПАРАТНОГО ПРИСКОРЕННЯ ЗГОРТКОВИХ НЕЙРОННИХ МЕРЕЖ</w:t>
       </w:r>
     </w:p>
     <w:p>
@@ -69,6 +75,11 @@
         <w:spacing w:after="0" w:line="216" w:lineRule="auto"/>
         <w:ind w:left="-5" w:right="-15" w:hanging="10"/>
         <w:jc w:val="both"/>
+        <w:rPr>
+          <w:rFonts w:ascii="Times New Roman" w:eastAsia="Times New Roman" w:hAnsi="Times New Roman" w:cs="Times New Roman"/>
+          <w:i/>
+          <w:sz w:val="20"/>
+        </w:rPr>
       </w:pPr>
       <w:r>
         <w:rPr>
@@ -76,43 +87,267 @@
           <w:i/>
           <w:sz w:val="20"/>
         </w:rPr>
-        <w:t xml:space="preserve">Розглянуто фізичні властивості </w:t>
-      </w:r>
-      <w:proofErr w:type="spellStart"/>
-      <w:r>
-        <w:rPr>
-          <w:rFonts w:ascii="Times New Roman" w:eastAsia="Times New Roman" w:hAnsi="Times New Roman" w:cs="Times New Roman"/>
-          <w:i/>
-          <w:sz w:val="20"/>
-        </w:rPr>
-        <w:t>перовскітних</w:t>
-      </w:r>
-      <w:proofErr w:type="spellEnd"/>
-      <w:r>
-        <w:rPr>
-          <w:rFonts w:ascii="Times New Roman" w:eastAsia="Times New Roman" w:hAnsi="Times New Roman" w:cs="Times New Roman"/>
-          <w:i/>
-          <w:sz w:val="20"/>
-        </w:rPr>
-        <w:t xml:space="preserve"> матеріалів та їх застосування у сонячній енергетиці. Проаналізовано переваги </w:t>
-      </w:r>
-      <w:proofErr w:type="spellStart"/>
-      <w:r>
-        <w:rPr>
-          <w:rFonts w:ascii="Times New Roman" w:eastAsia="Times New Roman" w:hAnsi="Times New Roman" w:cs="Times New Roman"/>
-          <w:i/>
-          <w:sz w:val="20"/>
-        </w:rPr>
-        <w:t>перовскітних</w:t>
-      </w:r>
-      <w:proofErr w:type="spellEnd"/>
-      <w:r>
-        <w:rPr>
-          <w:rFonts w:ascii="Times New Roman" w:eastAsia="Times New Roman" w:hAnsi="Times New Roman" w:cs="Times New Roman"/>
-          <w:i/>
-          <w:sz w:val="20"/>
-        </w:rPr>
-        <w:t xml:space="preserve"> фотоелементів порівняно з традиційними кремнієвими аналогами, зокрема їх високий коефіцієнт корисної дії та низьку собівартість виробництва. Визначено основні проблеми, що перешкоджають масовому впровадженню технології, такі як нестабільність структури під дією вологи та токсичність свинцю.</w:t>
+        <w:t xml:space="preserve">У роботі розглянуто фізичні принципи функціонування </w:t>
+      </w:r>
+      <w:proofErr w:type="spellStart"/>
+      <w:r>
+        <w:rPr>
+          <w:rFonts w:ascii="Times New Roman" w:eastAsia="Times New Roman" w:hAnsi="Times New Roman" w:cs="Times New Roman"/>
+          <w:i/>
+          <w:sz w:val="20"/>
+        </w:rPr>
+        <w:t>мемристорних</w:t>
+      </w:r>
+      <w:proofErr w:type="spellEnd"/>
+      <w:r>
+        <w:rPr>
+          <w:rFonts w:ascii="Times New Roman" w:eastAsia="Times New Roman" w:hAnsi="Times New Roman" w:cs="Times New Roman"/>
+          <w:i/>
+          <w:sz w:val="20"/>
+        </w:rPr>
+        <w:t xml:space="preserve"> структур на основі оксидів перехідних металів (зокрема $TiO_2$) як перспективної елементної бази для </w:t>
+      </w:r>
+      <w:proofErr w:type="spellStart"/>
+      <w:r>
+        <w:rPr>
+          <w:rFonts w:ascii="Times New Roman" w:eastAsia="Times New Roman" w:hAnsi="Times New Roman" w:cs="Times New Roman"/>
+          <w:i/>
+          <w:sz w:val="20"/>
+        </w:rPr>
+        <w:t>нейроморфних</w:t>
+      </w:r>
+      <w:proofErr w:type="spellEnd"/>
+      <w:r>
+        <w:rPr>
+          <w:rFonts w:ascii="Times New Roman" w:eastAsia="Times New Roman" w:hAnsi="Times New Roman" w:cs="Times New Roman"/>
+          <w:i/>
+          <w:sz w:val="20"/>
+        </w:rPr>
+        <w:t xml:space="preserve"> обчислювальних систем. Проаналізовано механізм біполярного резистивного перемикання, зумовлений дрейфом кисневих вакансій та формуванням провідних </w:t>
+      </w:r>
+      <w:proofErr w:type="spellStart"/>
+      <w:r>
+        <w:rPr>
+          <w:rFonts w:ascii="Times New Roman" w:eastAsia="Times New Roman" w:hAnsi="Times New Roman" w:cs="Times New Roman"/>
+          <w:i/>
+          <w:sz w:val="20"/>
+        </w:rPr>
+        <w:t>філаментів</w:t>
+      </w:r>
+      <w:proofErr w:type="spellEnd"/>
+      <w:r>
+        <w:rPr>
+          <w:rFonts w:ascii="Times New Roman" w:eastAsia="Times New Roman" w:hAnsi="Times New Roman" w:cs="Times New Roman"/>
+          <w:i/>
+          <w:sz w:val="20"/>
+        </w:rPr>
+        <w:t xml:space="preserve"> у діелектричному шарі під дією зовнішнього електричного поля. Обґрунтовано переваги використання архітектури </w:t>
+      </w:r>
+      <w:proofErr w:type="spellStart"/>
+      <w:r>
+        <w:rPr>
+          <w:rFonts w:ascii="Times New Roman" w:eastAsia="Times New Roman" w:hAnsi="Times New Roman" w:cs="Times New Roman"/>
+          <w:i/>
+          <w:sz w:val="20"/>
+        </w:rPr>
+        <w:t>кросбар</w:t>
+      </w:r>
+      <w:proofErr w:type="spellEnd"/>
+      <w:r>
+        <w:rPr>
+          <w:rFonts w:ascii="Times New Roman" w:eastAsia="Times New Roman" w:hAnsi="Times New Roman" w:cs="Times New Roman"/>
+          <w:i/>
+          <w:sz w:val="20"/>
+        </w:rPr>
+        <w:t>-масивів (</w:t>
+      </w:r>
+      <w:proofErr w:type="spellStart"/>
+      <w:r>
+        <w:rPr>
+          <w:rFonts w:ascii="Times New Roman" w:eastAsia="Times New Roman" w:hAnsi="Times New Roman" w:cs="Times New Roman"/>
+          <w:i/>
+          <w:sz w:val="20"/>
+        </w:rPr>
+        <w:t>crossbar</w:t>
+      </w:r>
+      <w:proofErr w:type="spellEnd"/>
+      <w:r>
+        <w:rPr>
+          <w:rFonts w:ascii="Times New Roman" w:eastAsia="Times New Roman" w:hAnsi="Times New Roman" w:cs="Times New Roman"/>
+          <w:i/>
+          <w:sz w:val="20"/>
+        </w:rPr>
+        <w:t xml:space="preserve"> </w:t>
+      </w:r>
+      <w:proofErr w:type="spellStart"/>
+      <w:r>
+        <w:rPr>
+          <w:rFonts w:ascii="Times New Roman" w:eastAsia="Times New Roman" w:hAnsi="Times New Roman" w:cs="Times New Roman"/>
+          <w:i/>
+          <w:sz w:val="20"/>
+        </w:rPr>
+        <w:t>arrays</w:t>
+      </w:r>
+      <w:proofErr w:type="spellEnd"/>
+      <w:r>
+        <w:rPr>
+          <w:rFonts w:ascii="Times New Roman" w:eastAsia="Times New Roman" w:hAnsi="Times New Roman" w:cs="Times New Roman"/>
+          <w:i/>
+          <w:sz w:val="20"/>
+        </w:rPr>
+        <w:t xml:space="preserve">) для реалізації апаратного </w:t>
+      </w:r>
+      <w:proofErr w:type="spellStart"/>
+      <w:r>
+        <w:rPr>
+          <w:rFonts w:ascii="Times New Roman" w:eastAsia="Times New Roman" w:hAnsi="Times New Roman" w:cs="Times New Roman"/>
+          <w:i/>
+          <w:sz w:val="20"/>
+        </w:rPr>
+        <w:t>векторно</w:t>
+      </w:r>
+      <w:proofErr w:type="spellEnd"/>
+      <w:r>
+        <w:rPr>
+          <w:rFonts w:ascii="Times New Roman" w:eastAsia="Times New Roman" w:hAnsi="Times New Roman" w:cs="Times New Roman"/>
+          <w:i/>
+          <w:sz w:val="20"/>
+        </w:rPr>
+        <w:t xml:space="preserve">-матричного множення у </w:t>
+      </w:r>
+      <w:proofErr w:type="spellStart"/>
+      <w:r>
+        <w:rPr>
+          <w:rFonts w:ascii="Times New Roman" w:eastAsia="Times New Roman" w:hAnsi="Times New Roman" w:cs="Times New Roman"/>
+          <w:i/>
+          <w:sz w:val="20"/>
+        </w:rPr>
+        <w:t>згорткових</w:t>
+      </w:r>
+      <w:proofErr w:type="spellEnd"/>
+      <w:r>
+        <w:rPr>
+          <w:rFonts w:ascii="Times New Roman" w:eastAsia="Times New Roman" w:hAnsi="Times New Roman" w:cs="Times New Roman"/>
+          <w:i/>
+          <w:sz w:val="20"/>
+        </w:rPr>
+        <w:t xml:space="preserve"> нейронних мережах. Показано, що застосування законів </w:t>
+      </w:r>
+      <w:proofErr w:type="spellStart"/>
+      <w:r>
+        <w:rPr>
+          <w:rFonts w:ascii="Times New Roman" w:eastAsia="Times New Roman" w:hAnsi="Times New Roman" w:cs="Times New Roman"/>
+          <w:i/>
+          <w:sz w:val="20"/>
+        </w:rPr>
+        <w:t>Ома</w:t>
+      </w:r>
+      <w:proofErr w:type="spellEnd"/>
+      <w:r>
+        <w:rPr>
+          <w:rFonts w:ascii="Times New Roman" w:eastAsia="Times New Roman" w:hAnsi="Times New Roman" w:cs="Times New Roman"/>
+          <w:i/>
+          <w:sz w:val="20"/>
+        </w:rPr>
+        <w:t xml:space="preserve"> та Кірхгофа для аналогових обчислень у пам’яті (</w:t>
+      </w:r>
+      <w:proofErr w:type="spellStart"/>
+      <w:r>
+        <w:rPr>
+          <w:rFonts w:ascii="Times New Roman" w:eastAsia="Times New Roman" w:hAnsi="Times New Roman" w:cs="Times New Roman"/>
+          <w:i/>
+          <w:sz w:val="20"/>
+        </w:rPr>
+        <w:t>In-Memory</w:t>
+      </w:r>
+      <w:proofErr w:type="spellEnd"/>
+      <w:r>
+        <w:rPr>
+          <w:rFonts w:ascii="Times New Roman" w:eastAsia="Times New Roman" w:hAnsi="Times New Roman" w:cs="Times New Roman"/>
+          <w:i/>
+          <w:sz w:val="20"/>
+        </w:rPr>
+        <w:t xml:space="preserve"> </w:t>
+      </w:r>
+      <w:proofErr w:type="spellStart"/>
+      <w:r>
+        <w:rPr>
+          <w:rFonts w:ascii="Times New Roman" w:eastAsia="Times New Roman" w:hAnsi="Times New Roman" w:cs="Times New Roman"/>
+          <w:i/>
+          <w:sz w:val="20"/>
+        </w:rPr>
+        <w:t>Computing</w:t>
+      </w:r>
+      <w:proofErr w:type="spellEnd"/>
+      <w:r>
+        <w:rPr>
+          <w:rFonts w:ascii="Times New Roman" w:eastAsia="Times New Roman" w:hAnsi="Times New Roman" w:cs="Times New Roman"/>
+          <w:i/>
+          <w:sz w:val="20"/>
+        </w:rPr>
+        <w:t xml:space="preserve">) дозволяє подолати обмеження архітектури фон </w:t>
+      </w:r>
+      <w:proofErr w:type="spellStart"/>
+      <w:r>
+        <w:rPr>
+          <w:rFonts w:ascii="Times New Roman" w:eastAsia="Times New Roman" w:hAnsi="Times New Roman" w:cs="Times New Roman"/>
+          <w:i/>
+          <w:sz w:val="20"/>
+        </w:rPr>
+        <w:t>Неймана</w:t>
+      </w:r>
+      <w:proofErr w:type="spellEnd"/>
+      <w:r>
+        <w:rPr>
+          <w:rFonts w:ascii="Times New Roman" w:eastAsia="Times New Roman" w:hAnsi="Times New Roman" w:cs="Times New Roman"/>
+          <w:i/>
+          <w:sz w:val="20"/>
+        </w:rPr>
+        <w:t xml:space="preserve"> («</w:t>
+      </w:r>
+      <w:proofErr w:type="spellStart"/>
+      <w:r>
+        <w:rPr>
+          <w:rFonts w:ascii="Times New Roman" w:eastAsia="Times New Roman" w:hAnsi="Times New Roman" w:cs="Times New Roman"/>
+          <w:i/>
+          <w:sz w:val="20"/>
+        </w:rPr>
+        <w:t>Memory</w:t>
+      </w:r>
+      <w:proofErr w:type="spellEnd"/>
+      <w:r>
+        <w:rPr>
+          <w:rFonts w:ascii="Times New Roman" w:eastAsia="Times New Roman" w:hAnsi="Times New Roman" w:cs="Times New Roman"/>
+          <w:i/>
+          <w:sz w:val="20"/>
+        </w:rPr>
+        <w:t xml:space="preserve"> </w:t>
+      </w:r>
+      <w:proofErr w:type="spellStart"/>
+      <w:r>
+        <w:rPr>
+          <w:rFonts w:ascii="Times New Roman" w:eastAsia="Times New Roman" w:hAnsi="Times New Roman" w:cs="Times New Roman"/>
+          <w:i/>
+          <w:sz w:val="20"/>
+        </w:rPr>
+        <w:t>Wall</w:t>
+      </w:r>
+      <w:proofErr w:type="spellEnd"/>
+      <w:r>
+        <w:rPr>
+          <w:rFonts w:ascii="Times New Roman" w:eastAsia="Times New Roman" w:hAnsi="Times New Roman" w:cs="Times New Roman"/>
+          <w:i/>
+          <w:sz w:val="20"/>
+        </w:rPr>
+        <w:t>») та суттєво підвищити енергоефективність системи.</w:t>
+      </w:r>
+      <w:r>
+        <w:rPr>
+          <w:rFonts w:ascii="Times New Roman" w:eastAsia="Times New Roman" w:hAnsi="Times New Roman" w:cs="Times New Roman"/>
+          <w:i/>
+          <w:sz w:val="20"/>
+        </w:rPr>
+        <w:t>.</w:t>
       </w:r>
     </w:p>
     <w:p>
@@ -133,23 +368,87 @@
           <w:rFonts w:ascii="Times New Roman" w:eastAsia="Times New Roman" w:hAnsi="Times New Roman" w:cs="Times New Roman"/>
           <w:sz w:val="20"/>
         </w:rPr>
-        <w:t xml:space="preserve">: сонячна енергетика, </w:t>
-      </w:r>
-      <w:proofErr w:type="spellStart"/>
-      <w:r>
-        <w:rPr>
-          <w:rFonts w:ascii="Times New Roman" w:eastAsia="Times New Roman" w:hAnsi="Times New Roman" w:cs="Times New Roman"/>
-          <w:sz w:val="20"/>
-        </w:rPr>
-        <w:t>перовскіти</w:t>
-      </w:r>
-      <w:proofErr w:type="spellEnd"/>
-      <w:r>
-        <w:rPr>
-          <w:rFonts w:ascii="Times New Roman" w:eastAsia="Times New Roman" w:hAnsi="Times New Roman" w:cs="Times New Roman"/>
-          <w:sz w:val="20"/>
-        </w:rPr>
-        <w:t>, фотоелементи, ККД, фізика напівпровідників.</w:t>
+        <w:t xml:space="preserve">: </w:t>
+      </w:r>
+      <w:proofErr w:type="spellStart"/>
+      <w:r>
+        <w:rPr>
+          <w:rFonts w:ascii="Times New Roman" w:eastAsia="Times New Roman" w:hAnsi="Times New Roman" w:cs="Times New Roman"/>
+          <w:sz w:val="20"/>
+        </w:rPr>
+        <w:t>мемристор</w:t>
+      </w:r>
+      <w:proofErr w:type="spellEnd"/>
+      <w:r>
+        <w:rPr>
+          <w:rFonts w:ascii="Times New Roman" w:eastAsia="Times New Roman" w:hAnsi="Times New Roman" w:cs="Times New Roman"/>
+          <w:sz w:val="20"/>
+        </w:rPr>
+        <w:t xml:space="preserve">, </w:t>
+      </w:r>
+      <w:proofErr w:type="spellStart"/>
+      <w:r>
+        <w:rPr>
+          <w:rFonts w:ascii="Times New Roman" w:eastAsia="Times New Roman" w:hAnsi="Times New Roman" w:cs="Times New Roman"/>
+          <w:sz w:val="20"/>
+        </w:rPr>
+        <w:t>кросбар</w:t>
+      </w:r>
+      <w:proofErr w:type="spellEnd"/>
+      <w:r>
+        <w:rPr>
+          <w:rFonts w:ascii="Times New Roman" w:eastAsia="Times New Roman" w:hAnsi="Times New Roman" w:cs="Times New Roman"/>
+          <w:sz w:val="20"/>
+        </w:rPr>
+        <w:t xml:space="preserve">-масив, </w:t>
+      </w:r>
+      <w:proofErr w:type="spellStart"/>
+      <w:r>
+        <w:rPr>
+          <w:rFonts w:ascii="Times New Roman" w:eastAsia="Times New Roman" w:hAnsi="Times New Roman" w:cs="Times New Roman"/>
+          <w:sz w:val="20"/>
+        </w:rPr>
+        <w:t>нейроморфні</w:t>
+      </w:r>
+      <w:proofErr w:type="spellEnd"/>
+      <w:r>
+        <w:rPr>
+          <w:rFonts w:ascii="Times New Roman" w:eastAsia="Times New Roman" w:hAnsi="Times New Roman" w:cs="Times New Roman"/>
+          <w:sz w:val="20"/>
+        </w:rPr>
+        <w:t xml:space="preserve"> обчислення, резистивне перемикання, кисневі вакансії, діоксид титану, </w:t>
+      </w:r>
+      <w:proofErr w:type="spellStart"/>
+      <w:r>
+        <w:rPr>
+          <w:rFonts w:ascii="Times New Roman" w:eastAsia="Times New Roman" w:hAnsi="Times New Roman" w:cs="Times New Roman"/>
+          <w:sz w:val="20"/>
+        </w:rPr>
+        <w:t>In-Memory</w:t>
+      </w:r>
+      <w:proofErr w:type="spellEnd"/>
+      <w:r>
+        <w:rPr>
+          <w:rFonts w:ascii="Times New Roman" w:eastAsia="Times New Roman" w:hAnsi="Times New Roman" w:cs="Times New Roman"/>
+          <w:sz w:val="20"/>
+        </w:rPr>
+        <w:t xml:space="preserve"> </w:t>
+      </w:r>
+      <w:proofErr w:type="spellStart"/>
+      <w:r>
+        <w:rPr>
+          <w:rFonts w:ascii="Times New Roman" w:eastAsia="Times New Roman" w:hAnsi="Times New Roman" w:cs="Times New Roman"/>
+          <w:sz w:val="20"/>
+        </w:rPr>
+        <w:t>Computing</w:t>
+      </w:r>
+      <w:proofErr w:type="spellEnd"/>
+      <w:r>
+        <w:rPr>
+          <w:rFonts w:ascii="Times New Roman" w:eastAsia="Times New Roman" w:hAnsi="Times New Roman" w:cs="Times New Roman"/>
+          <w:sz w:val="20"/>
+        </w:rPr>
+        <w:t>.</w:t>
       </w:r>
     </w:p>
     <w:p>
@@ -168,6 +467,11 @@
         <w:spacing w:after="0" w:line="216" w:lineRule="auto"/>
         <w:ind w:left="-5" w:right="-15" w:hanging="10"/>
         <w:jc w:val="both"/>
+        <w:rPr>
+          <w:rFonts w:ascii="Times New Roman" w:eastAsia="Times New Roman" w:hAnsi="Times New Roman" w:cs="Times New Roman"/>
+          <w:i/>
+          <w:sz w:val="20"/>
+        </w:rPr>
       </w:pPr>
       <w:proofErr w:type="spellStart"/>
       <w:r>
@@ -194,6 +498,60 @@
           <w:i/>
           <w:sz w:val="20"/>
         </w:rPr>
+        <w:t>paper</w:t>
+      </w:r>
+      <w:proofErr w:type="spellEnd"/>
+      <w:r>
+        <w:rPr>
+          <w:rFonts w:ascii="Times New Roman" w:eastAsia="Times New Roman" w:hAnsi="Times New Roman" w:cs="Times New Roman"/>
+          <w:i/>
+          <w:sz w:val="20"/>
+        </w:rPr>
+        <w:t xml:space="preserve"> </w:t>
+      </w:r>
+      <w:proofErr w:type="spellStart"/>
+      <w:r>
+        <w:rPr>
+          <w:rFonts w:ascii="Times New Roman" w:eastAsia="Times New Roman" w:hAnsi="Times New Roman" w:cs="Times New Roman"/>
+          <w:i/>
+          <w:sz w:val="20"/>
+        </w:rPr>
+        <w:t>considers</w:t>
+      </w:r>
+      <w:proofErr w:type="spellEnd"/>
+      <w:r>
+        <w:rPr>
+          <w:rFonts w:ascii="Times New Roman" w:eastAsia="Times New Roman" w:hAnsi="Times New Roman" w:cs="Times New Roman"/>
+          <w:i/>
+          <w:sz w:val="20"/>
+        </w:rPr>
+        <w:t xml:space="preserve"> </w:t>
+      </w:r>
+      <w:proofErr w:type="spellStart"/>
+      <w:r>
+        <w:rPr>
+          <w:rFonts w:ascii="Times New Roman" w:eastAsia="Times New Roman" w:hAnsi="Times New Roman" w:cs="Times New Roman"/>
+          <w:i/>
+          <w:sz w:val="20"/>
+        </w:rPr>
+        <w:t>the</w:t>
+      </w:r>
+      <w:proofErr w:type="spellEnd"/>
+      <w:r>
+        <w:rPr>
+          <w:rFonts w:ascii="Times New Roman" w:eastAsia="Times New Roman" w:hAnsi="Times New Roman" w:cs="Times New Roman"/>
+          <w:i/>
+          <w:sz w:val="20"/>
+        </w:rPr>
+        <w:t xml:space="preserve"> </w:t>
+      </w:r>
+      <w:proofErr w:type="spellStart"/>
+      <w:r>
+        <w:rPr>
+          <w:rFonts w:ascii="Times New Roman" w:eastAsia="Times New Roman" w:hAnsi="Times New Roman" w:cs="Times New Roman"/>
+          <w:i/>
+          <w:sz w:val="20"/>
+        </w:rPr>
         <w:t>physical</w:t>
       </w:r>
       <w:proofErr w:type="spellEnd"/>
@@ -212,7 +570,7 @@
           <w:i/>
           <w:sz w:val="20"/>
         </w:rPr>
-        <w:t>properties</w:t>
+        <w:t>principles</w:t>
       </w:r>
       <w:proofErr w:type="spellEnd"/>
       <w:r>
@@ -248,25 +606,511 @@
           <w:i/>
           <w:sz w:val="20"/>
         </w:rPr>
-        <w:t>perovskite</w:t>
-      </w:r>
-      <w:proofErr w:type="spellEnd"/>
-      <w:r>
-        <w:rPr>
-          <w:rFonts w:ascii="Times New Roman" w:eastAsia="Times New Roman" w:hAnsi="Times New Roman" w:cs="Times New Roman"/>
-          <w:i/>
-          <w:sz w:val="20"/>
-        </w:rPr>
-        <w:t xml:space="preserve"> </w:t>
-      </w:r>
-      <w:proofErr w:type="spellStart"/>
-      <w:r>
-        <w:rPr>
-          <w:rFonts w:ascii="Times New Roman" w:eastAsia="Times New Roman" w:hAnsi="Times New Roman" w:cs="Times New Roman"/>
-          <w:i/>
-          <w:sz w:val="20"/>
-        </w:rPr>
-        <w:t>materials</w:t>
+        <w:t>memristor</w:t>
+      </w:r>
+      <w:proofErr w:type="spellEnd"/>
+      <w:r>
+        <w:rPr>
+          <w:rFonts w:ascii="Times New Roman" w:eastAsia="Times New Roman" w:hAnsi="Times New Roman" w:cs="Times New Roman"/>
+          <w:i/>
+          <w:sz w:val="20"/>
+        </w:rPr>
+        <w:t xml:space="preserve"> </w:t>
+      </w:r>
+      <w:proofErr w:type="spellStart"/>
+      <w:r>
+        <w:rPr>
+          <w:rFonts w:ascii="Times New Roman" w:eastAsia="Times New Roman" w:hAnsi="Times New Roman" w:cs="Times New Roman"/>
+          <w:i/>
+          <w:sz w:val="20"/>
+        </w:rPr>
+        <w:t>structures</w:t>
+      </w:r>
+      <w:proofErr w:type="spellEnd"/>
+      <w:r>
+        <w:rPr>
+          <w:rFonts w:ascii="Times New Roman" w:eastAsia="Times New Roman" w:hAnsi="Times New Roman" w:cs="Times New Roman"/>
+          <w:i/>
+          <w:sz w:val="20"/>
+        </w:rPr>
+        <w:t xml:space="preserve"> </w:t>
+      </w:r>
+      <w:proofErr w:type="spellStart"/>
+      <w:r>
+        <w:rPr>
+          <w:rFonts w:ascii="Times New Roman" w:eastAsia="Times New Roman" w:hAnsi="Times New Roman" w:cs="Times New Roman"/>
+          <w:i/>
+          <w:sz w:val="20"/>
+        </w:rPr>
+        <w:t>based</w:t>
+      </w:r>
+      <w:proofErr w:type="spellEnd"/>
+      <w:r>
+        <w:rPr>
+          <w:rFonts w:ascii="Times New Roman" w:eastAsia="Times New Roman" w:hAnsi="Times New Roman" w:cs="Times New Roman"/>
+          <w:i/>
+          <w:sz w:val="20"/>
+        </w:rPr>
+        <w:t xml:space="preserve"> </w:t>
+      </w:r>
+      <w:proofErr w:type="spellStart"/>
+      <w:r>
+        <w:rPr>
+          <w:rFonts w:ascii="Times New Roman" w:eastAsia="Times New Roman" w:hAnsi="Times New Roman" w:cs="Times New Roman"/>
+          <w:i/>
+          <w:sz w:val="20"/>
+        </w:rPr>
+        <w:t>on</w:t>
+      </w:r>
+      <w:proofErr w:type="spellEnd"/>
+      <w:r>
+        <w:rPr>
+          <w:rFonts w:ascii="Times New Roman" w:eastAsia="Times New Roman" w:hAnsi="Times New Roman" w:cs="Times New Roman"/>
+          <w:i/>
+          <w:sz w:val="20"/>
+        </w:rPr>
+        <w:t xml:space="preserve"> </w:t>
+      </w:r>
+      <w:proofErr w:type="spellStart"/>
+      <w:r>
+        <w:rPr>
+          <w:rFonts w:ascii="Times New Roman" w:eastAsia="Times New Roman" w:hAnsi="Times New Roman" w:cs="Times New Roman"/>
+          <w:i/>
+          <w:sz w:val="20"/>
+        </w:rPr>
+        <w:t>transition</w:t>
+      </w:r>
+      <w:proofErr w:type="spellEnd"/>
+      <w:r>
+        <w:rPr>
+          <w:rFonts w:ascii="Times New Roman" w:eastAsia="Times New Roman" w:hAnsi="Times New Roman" w:cs="Times New Roman"/>
+          <w:i/>
+          <w:sz w:val="20"/>
+        </w:rPr>
+        <w:t xml:space="preserve"> </w:t>
+      </w:r>
+      <w:proofErr w:type="spellStart"/>
+      <w:r>
+        <w:rPr>
+          <w:rFonts w:ascii="Times New Roman" w:eastAsia="Times New Roman" w:hAnsi="Times New Roman" w:cs="Times New Roman"/>
+          <w:i/>
+          <w:sz w:val="20"/>
+        </w:rPr>
+        <w:t>metal</w:t>
+      </w:r>
+      <w:proofErr w:type="spellEnd"/>
+      <w:r>
+        <w:rPr>
+          <w:rFonts w:ascii="Times New Roman" w:eastAsia="Times New Roman" w:hAnsi="Times New Roman" w:cs="Times New Roman"/>
+          <w:i/>
+          <w:sz w:val="20"/>
+        </w:rPr>
+        <w:t xml:space="preserve"> </w:t>
+      </w:r>
+      <w:proofErr w:type="spellStart"/>
+      <w:r>
+        <w:rPr>
+          <w:rFonts w:ascii="Times New Roman" w:eastAsia="Times New Roman" w:hAnsi="Times New Roman" w:cs="Times New Roman"/>
+          <w:i/>
+          <w:sz w:val="20"/>
+        </w:rPr>
+        <w:t>oxides</w:t>
+      </w:r>
+      <w:proofErr w:type="spellEnd"/>
+      <w:r>
+        <w:rPr>
+          <w:rFonts w:ascii="Times New Roman" w:eastAsia="Times New Roman" w:hAnsi="Times New Roman" w:cs="Times New Roman"/>
+          <w:i/>
+          <w:sz w:val="20"/>
+        </w:rPr>
+        <w:t xml:space="preserve"> (</w:t>
+      </w:r>
+      <w:proofErr w:type="spellStart"/>
+      <w:r>
+        <w:rPr>
+          <w:rFonts w:ascii="Times New Roman" w:eastAsia="Times New Roman" w:hAnsi="Times New Roman" w:cs="Times New Roman"/>
+          <w:i/>
+          <w:sz w:val="20"/>
+        </w:rPr>
+        <w:t>specifically</w:t>
+      </w:r>
+      <w:proofErr w:type="spellEnd"/>
+      <w:r>
+        <w:rPr>
+          <w:rFonts w:ascii="Times New Roman" w:eastAsia="Times New Roman" w:hAnsi="Times New Roman" w:cs="Times New Roman"/>
+          <w:i/>
+          <w:sz w:val="20"/>
+        </w:rPr>
+        <w:t xml:space="preserve"> $TiO_2$) </w:t>
+      </w:r>
+      <w:proofErr w:type="spellStart"/>
+      <w:r>
+        <w:rPr>
+          <w:rFonts w:ascii="Times New Roman" w:eastAsia="Times New Roman" w:hAnsi="Times New Roman" w:cs="Times New Roman"/>
+          <w:i/>
+          <w:sz w:val="20"/>
+        </w:rPr>
+        <w:t>as</w:t>
+      </w:r>
+      <w:proofErr w:type="spellEnd"/>
+      <w:r>
+        <w:rPr>
+          <w:rFonts w:ascii="Times New Roman" w:eastAsia="Times New Roman" w:hAnsi="Times New Roman" w:cs="Times New Roman"/>
+          <w:i/>
+          <w:sz w:val="20"/>
+        </w:rPr>
+        <w:t xml:space="preserve"> a </w:t>
+      </w:r>
+      <w:proofErr w:type="spellStart"/>
+      <w:r>
+        <w:rPr>
+          <w:rFonts w:ascii="Times New Roman" w:eastAsia="Times New Roman" w:hAnsi="Times New Roman" w:cs="Times New Roman"/>
+          <w:i/>
+          <w:sz w:val="20"/>
+        </w:rPr>
+        <w:t>promising</w:t>
+      </w:r>
+      <w:proofErr w:type="spellEnd"/>
+      <w:r>
+        <w:rPr>
+          <w:rFonts w:ascii="Times New Roman" w:eastAsia="Times New Roman" w:hAnsi="Times New Roman" w:cs="Times New Roman"/>
+          <w:i/>
+          <w:sz w:val="20"/>
+        </w:rPr>
+        <w:t xml:space="preserve"> </w:t>
+      </w:r>
+      <w:proofErr w:type="spellStart"/>
+      <w:r>
+        <w:rPr>
+          <w:rFonts w:ascii="Times New Roman" w:eastAsia="Times New Roman" w:hAnsi="Times New Roman" w:cs="Times New Roman"/>
+          <w:i/>
+          <w:sz w:val="20"/>
+        </w:rPr>
+        <w:t>hardware</w:t>
+      </w:r>
+      <w:proofErr w:type="spellEnd"/>
+      <w:r>
+        <w:rPr>
+          <w:rFonts w:ascii="Times New Roman" w:eastAsia="Times New Roman" w:hAnsi="Times New Roman" w:cs="Times New Roman"/>
+          <w:i/>
+          <w:sz w:val="20"/>
+        </w:rPr>
+        <w:t xml:space="preserve"> </w:t>
+      </w:r>
+      <w:proofErr w:type="spellStart"/>
+      <w:r>
+        <w:rPr>
+          <w:rFonts w:ascii="Times New Roman" w:eastAsia="Times New Roman" w:hAnsi="Times New Roman" w:cs="Times New Roman"/>
+          <w:i/>
+          <w:sz w:val="20"/>
+        </w:rPr>
+        <w:t>basis</w:t>
+      </w:r>
+      <w:proofErr w:type="spellEnd"/>
+      <w:r>
+        <w:rPr>
+          <w:rFonts w:ascii="Times New Roman" w:eastAsia="Times New Roman" w:hAnsi="Times New Roman" w:cs="Times New Roman"/>
+          <w:i/>
+          <w:sz w:val="20"/>
+        </w:rPr>
+        <w:t xml:space="preserve"> </w:t>
+      </w:r>
+      <w:proofErr w:type="spellStart"/>
+      <w:r>
+        <w:rPr>
+          <w:rFonts w:ascii="Times New Roman" w:eastAsia="Times New Roman" w:hAnsi="Times New Roman" w:cs="Times New Roman"/>
+          <w:i/>
+          <w:sz w:val="20"/>
+        </w:rPr>
+        <w:t>for</w:t>
+      </w:r>
+      <w:proofErr w:type="spellEnd"/>
+      <w:r>
+        <w:rPr>
+          <w:rFonts w:ascii="Times New Roman" w:eastAsia="Times New Roman" w:hAnsi="Times New Roman" w:cs="Times New Roman"/>
+          <w:i/>
+          <w:sz w:val="20"/>
+        </w:rPr>
+        <w:t xml:space="preserve"> </w:t>
+      </w:r>
+      <w:proofErr w:type="spellStart"/>
+      <w:r>
+        <w:rPr>
+          <w:rFonts w:ascii="Times New Roman" w:eastAsia="Times New Roman" w:hAnsi="Times New Roman" w:cs="Times New Roman"/>
+          <w:i/>
+          <w:sz w:val="20"/>
+        </w:rPr>
+        <w:t>neuromorphic</w:t>
+      </w:r>
+      <w:proofErr w:type="spellEnd"/>
+      <w:r>
+        <w:rPr>
+          <w:rFonts w:ascii="Times New Roman" w:eastAsia="Times New Roman" w:hAnsi="Times New Roman" w:cs="Times New Roman"/>
+          <w:i/>
+          <w:sz w:val="20"/>
+        </w:rPr>
+        <w:t xml:space="preserve"> </w:t>
+      </w:r>
+      <w:proofErr w:type="spellStart"/>
+      <w:r>
+        <w:rPr>
+          <w:rFonts w:ascii="Times New Roman" w:eastAsia="Times New Roman" w:hAnsi="Times New Roman" w:cs="Times New Roman"/>
+          <w:i/>
+          <w:sz w:val="20"/>
+        </w:rPr>
+        <w:t>computing</w:t>
+      </w:r>
+      <w:proofErr w:type="spellEnd"/>
+      <w:r>
+        <w:rPr>
+          <w:rFonts w:ascii="Times New Roman" w:eastAsia="Times New Roman" w:hAnsi="Times New Roman" w:cs="Times New Roman"/>
+          <w:i/>
+          <w:sz w:val="20"/>
+        </w:rPr>
+        <w:t xml:space="preserve"> </w:t>
+      </w:r>
+      <w:proofErr w:type="spellStart"/>
+      <w:r>
+        <w:rPr>
+          <w:rFonts w:ascii="Times New Roman" w:eastAsia="Times New Roman" w:hAnsi="Times New Roman" w:cs="Times New Roman"/>
+          <w:i/>
+          <w:sz w:val="20"/>
+        </w:rPr>
+        <w:t>systems</w:t>
+      </w:r>
+      <w:proofErr w:type="spellEnd"/>
+      <w:r>
+        <w:rPr>
+          <w:rFonts w:ascii="Times New Roman" w:eastAsia="Times New Roman" w:hAnsi="Times New Roman" w:cs="Times New Roman"/>
+          <w:i/>
+          <w:sz w:val="20"/>
+        </w:rPr>
+        <w:t xml:space="preserve">. </w:t>
+      </w:r>
+      <w:proofErr w:type="spellStart"/>
+      <w:r>
+        <w:rPr>
+          <w:rFonts w:ascii="Times New Roman" w:eastAsia="Times New Roman" w:hAnsi="Times New Roman" w:cs="Times New Roman"/>
+          <w:i/>
+          <w:sz w:val="20"/>
+        </w:rPr>
+        <w:t>The</w:t>
+      </w:r>
+      <w:proofErr w:type="spellEnd"/>
+      <w:r>
+        <w:rPr>
+          <w:rFonts w:ascii="Times New Roman" w:eastAsia="Times New Roman" w:hAnsi="Times New Roman" w:cs="Times New Roman"/>
+          <w:i/>
+          <w:sz w:val="20"/>
+        </w:rPr>
+        <w:t xml:space="preserve"> </w:t>
+      </w:r>
+      <w:proofErr w:type="spellStart"/>
+      <w:r>
+        <w:rPr>
+          <w:rFonts w:ascii="Times New Roman" w:eastAsia="Times New Roman" w:hAnsi="Times New Roman" w:cs="Times New Roman"/>
+          <w:i/>
+          <w:sz w:val="20"/>
+        </w:rPr>
+        <w:t>mechanism</w:t>
+      </w:r>
+      <w:proofErr w:type="spellEnd"/>
+      <w:r>
+        <w:rPr>
+          <w:rFonts w:ascii="Times New Roman" w:eastAsia="Times New Roman" w:hAnsi="Times New Roman" w:cs="Times New Roman"/>
+          <w:i/>
+          <w:sz w:val="20"/>
+        </w:rPr>
+        <w:t xml:space="preserve"> </w:t>
+      </w:r>
+      <w:proofErr w:type="spellStart"/>
+      <w:r>
+        <w:rPr>
+          <w:rFonts w:ascii="Times New Roman" w:eastAsia="Times New Roman" w:hAnsi="Times New Roman" w:cs="Times New Roman"/>
+          <w:i/>
+          <w:sz w:val="20"/>
+        </w:rPr>
+        <w:t>of</w:t>
+      </w:r>
+      <w:proofErr w:type="spellEnd"/>
+      <w:r>
+        <w:rPr>
+          <w:rFonts w:ascii="Times New Roman" w:eastAsia="Times New Roman" w:hAnsi="Times New Roman" w:cs="Times New Roman"/>
+          <w:i/>
+          <w:sz w:val="20"/>
+        </w:rPr>
+        <w:t xml:space="preserve"> </w:t>
+      </w:r>
+      <w:proofErr w:type="spellStart"/>
+      <w:r>
+        <w:rPr>
+          <w:rFonts w:ascii="Times New Roman" w:eastAsia="Times New Roman" w:hAnsi="Times New Roman" w:cs="Times New Roman"/>
+          <w:i/>
+          <w:sz w:val="20"/>
+        </w:rPr>
+        <w:t>bipolar</w:t>
+      </w:r>
+      <w:proofErr w:type="spellEnd"/>
+      <w:r>
+        <w:rPr>
+          <w:rFonts w:ascii="Times New Roman" w:eastAsia="Times New Roman" w:hAnsi="Times New Roman" w:cs="Times New Roman"/>
+          <w:i/>
+          <w:sz w:val="20"/>
+        </w:rPr>
+        <w:t xml:space="preserve"> </w:t>
+      </w:r>
+      <w:proofErr w:type="spellStart"/>
+      <w:r>
+        <w:rPr>
+          <w:rFonts w:ascii="Times New Roman" w:eastAsia="Times New Roman" w:hAnsi="Times New Roman" w:cs="Times New Roman"/>
+          <w:i/>
+          <w:sz w:val="20"/>
+        </w:rPr>
+        <w:t>resistive</w:t>
+      </w:r>
+      <w:proofErr w:type="spellEnd"/>
+      <w:r>
+        <w:rPr>
+          <w:rFonts w:ascii="Times New Roman" w:eastAsia="Times New Roman" w:hAnsi="Times New Roman" w:cs="Times New Roman"/>
+          <w:i/>
+          <w:sz w:val="20"/>
+        </w:rPr>
+        <w:t xml:space="preserve"> </w:t>
+      </w:r>
+      <w:proofErr w:type="spellStart"/>
+      <w:r>
+        <w:rPr>
+          <w:rFonts w:ascii="Times New Roman" w:eastAsia="Times New Roman" w:hAnsi="Times New Roman" w:cs="Times New Roman"/>
+          <w:i/>
+          <w:sz w:val="20"/>
+        </w:rPr>
+        <w:t>switching</w:t>
+      </w:r>
+      <w:proofErr w:type="spellEnd"/>
+      <w:r>
+        <w:rPr>
+          <w:rFonts w:ascii="Times New Roman" w:eastAsia="Times New Roman" w:hAnsi="Times New Roman" w:cs="Times New Roman"/>
+          <w:i/>
+          <w:sz w:val="20"/>
+        </w:rPr>
+        <w:t xml:space="preserve"> </w:t>
+      </w:r>
+      <w:proofErr w:type="spellStart"/>
+      <w:r>
+        <w:rPr>
+          <w:rFonts w:ascii="Times New Roman" w:eastAsia="Times New Roman" w:hAnsi="Times New Roman" w:cs="Times New Roman"/>
+          <w:i/>
+          <w:sz w:val="20"/>
+        </w:rPr>
+        <w:t>caused</w:t>
+      </w:r>
+      <w:proofErr w:type="spellEnd"/>
+      <w:r>
+        <w:rPr>
+          <w:rFonts w:ascii="Times New Roman" w:eastAsia="Times New Roman" w:hAnsi="Times New Roman" w:cs="Times New Roman"/>
+          <w:i/>
+          <w:sz w:val="20"/>
+        </w:rPr>
+        <w:t xml:space="preserve"> </w:t>
+      </w:r>
+      <w:proofErr w:type="spellStart"/>
+      <w:r>
+        <w:rPr>
+          <w:rFonts w:ascii="Times New Roman" w:eastAsia="Times New Roman" w:hAnsi="Times New Roman" w:cs="Times New Roman"/>
+          <w:i/>
+          <w:sz w:val="20"/>
+        </w:rPr>
+        <w:t>by</w:t>
+      </w:r>
+      <w:proofErr w:type="spellEnd"/>
+      <w:r>
+        <w:rPr>
+          <w:rFonts w:ascii="Times New Roman" w:eastAsia="Times New Roman" w:hAnsi="Times New Roman" w:cs="Times New Roman"/>
+          <w:i/>
+          <w:sz w:val="20"/>
+        </w:rPr>
+        <w:t xml:space="preserve"> </w:t>
+      </w:r>
+      <w:proofErr w:type="spellStart"/>
+      <w:r>
+        <w:rPr>
+          <w:rFonts w:ascii="Times New Roman" w:eastAsia="Times New Roman" w:hAnsi="Times New Roman" w:cs="Times New Roman"/>
+          <w:i/>
+          <w:sz w:val="20"/>
+        </w:rPr>
+        <w:t>the</w:t>
+      </w:r>
+      <w:proofErr w:type="spellEnd"/>
+      <w:r>
+        <w:rPr>
+          <w:rFonts w:ascii="Times New Roman" w:eastAsia="Times New Roman" w:hAnsi="Times New Roman" w:cs="Times New Roman"/>
+          <w:i/>
+          <w:sz w:val="20"/>
+        </w:rPr>
+        <w:t xml:space="preserve"> </w:t>
+      </w:r>
+      <w:proofErr w:type="spellStart"/>
+      <w:r>
+        <w:rPr>
+          <w:rFonts w:ascii="Times New Roman" w:eastAsia="Times New Roman" w:hAnsi="Times New Roman" w:cs="Times New Roman"/>
+          <w:i/>
+          <w:sz w:val="20"/>
+        </w:rPr>
+        <w:t>drift</w:t>
+      </w:r>
+      <w:proofErr w:type="spellEnd"/>
+      <w:r>
+        <w:rPr>
+          <w:rFonts w:ascii="Times New Roman" w:eastAsia="Times New Roman" w:hAnsi="Times New Roman" w:cs="Times New Roman"/>
+          <w:i/>
+          <w:sz w:val="20"/>
+        </w:rPr>
+        <w:t xml:space="preserve"> </w:t>
+      </w:r>
+      <w:proofErr w:type="spellStart"/>
+      <w:r>
+        <w:rPr>
+          <w:rFonts w:ascii="Times New Roman" w:eastAsia="Times New Roman" w:hAnsi="Times New Roman" w:cs="Times New Roman"/>
+          <w:i/>
+          <w:sz w:val="20"/>
+        </w:rPr>
+        <w:t>of</w:t>
+      </w:r>
+      <w:proofErr w:type="spellEnd"/>
+      <w:r>
+        <w:rPr>
+          <w:rFonts w:ascii="Times New Roman" w:eastAsia="Times New Roman" w:hAnsi="Times New Roman" w:cs="Times New Roman"/>
+          <w:i/>
+          <w:sz w:val="20"/>
+        </w:rPr>
+        <w:t xml:space="preserve"> </w:t>
+      </w:r>
+      <w:proofErr w:type="spellStart"/>
+      <w:r>
+        <w:rPr>
+          <w:rFonts w:ascii="Times New Roman" w:eastAsia="Times New Roman" w:hAnsi="Times New Roman" w:cs="Times New Roman"/>
+          <w:i/>
+          <w:sz w:val="20"/>
+        </w:rPr>
+        <w:t>oxygen</w:t>
+      </w:r>
+      <w:proofErr w:type="spellEnd"/>
+      <w:r>
+        <w:rPr>
+          <w:rFonts w:ascii="Times New Roman" w:eastAsia="Times New Roman" w:hAnsi="Times New Roman" w:cs="Times New Roman"/>
+          <w:i/>
+          <w:sz w:val="20"/>
+        </w:rPr>
+        <w:t xml:space="preserve"> </w:t>
+      </w:r>
+      <w:proofErr w:type="spellStart"/>
+      <w:r>
+        <w:rPr>
+          <w:rFonts w:ascii="Times New Roman" w:eastAsia="Times New Roman" w:hAnsi="Times New Roman" w:cs="Times New Roman"/>
+          <w:i/>
+          <w:sz w:val="20"/>
+        </w:rPr>
+        <w:t>vacancies</w:t>
       </w:r>
       <w:proofErr w:type="spellEnd"/>
       <w:r>
@@ -302,7 +1146,745 @@
           <w:i/>
           <w:sz w:val="20"/>
         </w:rPr>
-        <w:t>their</w:t>
+        <w:t>the</w:t>
+      </w:r>
+      <w:proofErr w:type="spellEnd"/>
+      <w:r>
+        <w:rPr>
+          <w:rFonts w:ascii="Times New Roman" w:eastAsia="Times New Roman" w:hAnsi="Times New Roman" w:cs="Times New Roman"/>
+          <w:i/>
+          <w:sz w:val="20"/>
+        </w:rPr>
+        <w:t xml:space="preserve"> </w:t>
+      </w:r>
+      <w:proofErr w:type="spellStart"/>
+      <w:r>
+        <w:rPr>
+          <w:rFonts w:ascii="Times New Roman" w:eastAsia="Times New Roman" w:hAnsi="Times New Roman" w:cs="Times New Roman"/>
+          <w:i/>
+          <w:sz w:val="20"/>
+        </w:rPr>
+        <w:t>formation</w:t>
+      </w:r>
+      <w:proofErr w:type="spellEnd"/>
+      <w:r>
+        <w:rPr>
+          <w:rFonts w:ascii="Times New Roman" w:eastAsia="Times New Roman" w:hAnsi="Times New Roman" w:cs="Times New Roman"/>
+          <w:i/>
+          <w:sz w:val="20"/>
+        </w:rPr>
+        <w:t xml:space="preserve"> </w:t>
+      </w:r>
+      <w:proofErr w:type="spellStart"/>
+      <w:r>
+        <w:rPr>
+          <w:rFonts w:ascii="Times New Roman" w:eastAsia="Times New Roman" w:hAnsi="Times New Roman" w:cs="Times New Roman"/>
+          <w:i/>
+          <w:sz w:val="20"/>
+        </w:rPr>
+        <w:t>of</w:t>
+      </w:r>
+      <w:proofErr w:type="spellEnd"/>
+      <w:r>
+        <w:rPr>
+          <w:rFonts w:ascii="Times New Roman" w:eastAsia="Times New Roman" w:hAnsi="Times New Roman" w:cs="Times New Roman"/>
+          <w:i/>
+          <w:sz w:val="20"/>
+        </w:rPr>
+        <w:t xml:space="preserve"> </w:t>
+      </w:r>
+      <w:proofErr w:type="spellStart"/>
+      <w:r>
+        <w:rPr>
+          <w:rFonts w:ascii="Times New Roman" w:eastAsia="Times New Roman" w:hAnsi="Times New Roman" w:cs="Times New Roman"/>
+          <w:i/>
+          <w:sz w:val="20"/>
+        </w:rPr>
+        <w:t>conductive</w:t>
+      </w:r>
+      <w:proofErr w:type="spellEnd"/>
+      <w:r>
+        <w:rPr>
+          <w:rFonts w:ascii="Times New Roman" w:eastAsia="Times New Roman" w:hAnsi="Times New Roman" w:cs="Times New Roman"/>
+          <w:i/>
+          <w:sz w:val="20"/>
+        </w:rPr>
+        <w:t xml:space="preserve"> </w:t>
+      </w:r>
+      <w:proofErr w:type="spellStart"/>
+      <w:r>
+        <w:rPr>
+          <w:rFonts w:ascii="Times New Roman" w:eastAsia="Times New Roman" w:hAnsi="Times New Roman" w:cs="Times New Roman"/>
+          <w:i/>
+          <w:sz w:val="20"/>
+        </w:rPr>
+        <w:t>filaments</w:t>
+      </w:r>
+      <w:proofErr w:type="spellEnd"/>
+      <w:r>
+        <w:rPr>
+          <w:rFonts w:ascii="Times New Roman" w:eastAsia="Times New Roman" w:hAnsi="Times New Roman" w:cs="Times New Roman"/>
+          <w:i/>
+          <w:sz w:val="20"/>
+        </w:rPr>
+        <w:t xml:space="preserve"> </w:t>
+      </w:r>
+      <w:proofErr w:type="spellStart"/>
+      <w:r>
+        <w:rPr>
+          <w:rFonts w:ascii="Times New Roman" w:eastAsia="Times New Roman" w:hAnsi="Times New Roman" w:cs="Times New Roman"/>
+          <w:i/>
+          <w:sz w:val="20"/>
+        </w:rPr>
+        <w:t>in</w:t>
+      </w:r>
+      <w:proofErr w:type="spellEnd"/>
+      <w:r>
+        <w:rPr>
+          <w:rFonts w:ascii="Times New Roman" w:eastAsia="Times New Roman" w:hAnsi="Times New Roman" w:cs="Times New Roman"/>
+          <w:i/>
+          <w:sz w:val="20"/>
+        </w:rPr>
+        <w:t xml:space="preserve"> </w:t>
+      </w:r>
+      <w:proofErr w:type="spellStart"/>
+      <w:r>
+        <w:rPr>
+          <w:rFonts w:ascii="Times New Roman" w:eastAsia="Times New Roman" w:hAnsi="Times New Roman" w:cs="Times New Roman"/>
+          <w:i/>
+          <w:sz w:val="20"/>
+        </w:rPr>
+        <w:t>the</w:t>
+      </w:r>
+      <w:proofErr w:type="spellEnd"/>
+      <w:r>
+        <w:rPr>
+          <w:rFonts w:ascii="Times New Roman" w:eastAsia="Times New Roman" w:hAnsi="Times New Roman" w:cs="Times New Roman"/>
+          <w:i/>
+          <w:sz w:val="20"/>
+        </w:rPr>
+        <w:t xml:space="preserve"> </w:t>
+      </w:r>
+      <w:proofErr w:type="spellStart"/>
+      <w:r>
+        <w:rPr>
+          <w:rFonts w:ascii="Times New Roman" w:eastAsia="Times New Roman" w:hAnsi="Times New Roman" w:cs="Times New Roman"/>
+          <w:i/>
+          <w:sz w:val="20"/>
+        </w:rPr>
+        <w:t>dielectric</w:t>
+      </w:r>
+      <w:proofErr w:type="spellEnd"/>
+      <w:r>
+        <w:rPr>
+          <w:rFonts w:ascii="Times New Roman" w:eastAsia="Times New Roman" w:hAnsi="Times New Roman" w:cs="Times New Roman"/>
+          <w:i/>
+          <w:sz w:val="20"/>
+        </w:rPr>
+        <w:t xml:space="preserve"> </w:t>
+      </w:r>
+      <w:proofErr w:type="spellStart"/>
+      <w:r>
+        <w:rPr>
+          <w:rFonts w:ascii="Times New Roman" w:eastAsia="Times New Roman" w:hAnsi="Times New Roman" w:cs="Times New Roman"/>
+          <w:i/>
+          <w:sz w:val="20"/>
+        </w:rPr>
+        <w:t>layer</w:t>
+      </w:r>
+      <w:proofErr w:type="spellEnd"/>
+      <w:r>
+        <w:rPr>
+          <w:rFonts w:ascii="Times New Roman" w:eastAsia="Times New Roman" w:hAnsi="Times New Roman" w:cs="Times New Roman"/>
+          <w:i/>
+          <w:sz w:val="20"/>
+        </w:rPr>
+        <w:t xml:space="preserve"> </w:t>
+      </w:r>
+      <w:proofErr w:type="spellStart"/>
+      <w:r>
+        <w:rPr>
+          <w:rFonts w:ascii="Times New Roman" w:eastAsia="Times New Roman" w:hAnsi="Times New Roman" w:cs="Times New Roman"/>
+          <w:i/>
+          <w:sz w:val="20"/>
+        </w:rPr>
+        <w:t>under</w:t>
+      </w:r>
+      <w:proofErr w:type="spellEnd"/>
+      <w:r>
+        <w:rPr>
+          <w:rFonts w:ascii="Times New Roman" w:eastAsia="Times New Roman" w:hAnsi="Times New Roman" w:cs="Times New Roman"/>
+          <w:i/>
+          <w:sz w:val="20"/>
+        </w:rPr>
+        <w:t xml:space="preserve"> </w:t>
+      </w:r>
+      <w:proofErr w:type="spellStart"/>
+      <w:r>
+        <w:rPr>
+          <w:rFonts w:ascii="Times New Roman" w:eastAsia="Times New Roman" w:hAnsi="Times New Roman" w:cs="Times New Roman"/>
+          <w:i/>
+          <w:sz w:val="20"/>
+        </w:rPr>
+        <w:t>the</w:t>
+      </w:r>
+      <w:proofErr w:type="spellEnd"/>
+      <w:r>
+        <w:rPr>
+          <w:rFonts w:ascii="Times New Roman" w:eastAsia="Times New Roman" w:hAnsi="Times New Roman" w:cs="Times New Roman"/>
+          <w:i/>
+          <w:sz w:val="20"/>
+        </w:rPr>
+        <w:t xml:space="preserve"> </w:t>
+      </w:r>
+      <w:proofErr w:type="spellStart"/>
+      <w:r>
+        <w:rPr>
+          <w:rFonts w:ascii="Times New Roman" w:eastAsia="Times New Roman" w:hAnsi="Times New Roman" w:cs="Times New Roman"/>
+          <w:i/>
+          <w:sz w:val="20"/>
+        </w:rPr>
+        <w:t>influence</w:t>
+      </w:r>
+      <w:proofErr w:type="spellEnd"/>
+      <w:r>
+        <w:rPr>
+          <w:rFonts w:ascii="Times New Roman" w:eastAsia="Times New Roman" w:hAnsi="Times New Roman" w:cs="Times New Roman"/>
+          <w:i/>
+          <w:sz w:val="20"/>
+        </w:rPr>
+        <w:t xml:space="preserve"> </w:t>
+      </w:r>
+      <w:proofErr w:type="spellStart"/>
+      <w:r>
+        <w:rPr>
+          <w:rFonts w:ascii="Times New Roman" w:eastAsia="Times New Roman" w:hAnsi="Times New Roman" w:cs="Times New Roman"/>
+          <w:i/>
+          <w:sz w:val="20"/>
+        </w:rPr>
+        <w:t>of</w:t>
+      </w:r>
+      <w:proofErr w:type="spellEnd"/>
+      <w:r>
+        <w:rPr>
+          <w:rFonts w:ascii="Times New Roman" w:eastAsia="Times New Roman" w:hAnsi="Times New Roman" w:cs="Times New Roman"/>
+          <w:i/>
+          <w:sz w:val="20"/>
+        </w:rPr>
+        <w:t xml:space="preserve"> </w:t>
+      </w:r>
+      <w:proofErr w:type="spellStart"/>
+      <w:r>
+        <w:rPr>
+          <w:rFonts w:ascii="Times New Roman" w:eastAsia="Times New Roman" w:hAnsi="Times New Roman" w:cs="Times New Roman"/>
+          <w:i/>
+          <w:sz w:val="20"/>
+        </w:rPr>
+        <w:t>an</w:t>
+      </w:r>
+      <w:proofErr w:type="spellEnd"/>
+      <w:r>
+        <w:rPr>
+          <w:rFonts w:ascii="Times New Roman" w:eastAsia="Times New Roman" w:hAnsi="Times New Roman" w:cs="Times New Roman"/>
+          <w:i/>
+          <w:sz w:val="20"/>
+        </w:rPr>
+        <w:t xml:space="preserve"> </w:t>
+      </w:r>
+      <w:proofErr w:type="spellStart"/>
+      <w:r>
+        <w:rPr>
+          <w:rFonts w:ascii="Times New Roman" w:eastAsia="Times New Roman" w:hAnsi="Times New Roman" w:cs="Times New Roman"/>
+          <w:i/>
+          <w:sz w:val="20"/>
+        </w:rPr>
+        <w:t>external</w:t>
+      </w:r>
+      <w:proofErr w:type="spellEnd"/>
+      <w:r>
+        <w:rPr>
+          <w:rFonts w:ascii="Times New Roman" w:eastAsia="Times New Roman" w:hAnsi="Times New Roman" w:cs="Times New Roman"/>
+          <w:i/>
+          <w:sz w:val="20"/>
+        </w:rPr>
+        <w:t xml:space="preserve"> </w:t>
+      </w:r>
+      <w:proofErr w:type="spellStart"/>
+      <w:r>
+        <w:rPr>
+          <w:rFonts w:ascii="Times New Roman" w:eastAsia="Times New Roman" w:hAnsi="Times New Roman" w:cs="Times New Roman"/>
+          <w:i/>
+          <w:sz w:val="20"/>
+        </w:rPr>
+        <w:t>electric</w:t>
+      </w:r>
+      <w:proofErr w:type="spellEnd"/>
+      <w:r>
+        <w:rPr>
+          <w:rFonts w:ascii="Times New Roman" w:eastAsia="Times New Roman" w:hAnsi="Times New Roman" w:cs="Times New Roman"/>
+          <w:i/>
+          <w:sz w:val="20"/>
+        </w:rPr>
+        <w:t xml:space="preserve"> </w:t>
+      </w:r>
+      <w:proofErr w:type="spellStart"/>
+      <w:r>
+        <w:rPr>
+          <w:rFonts w:ascii="Times New Roman" w:eastAsia="Times New Roman" w:hAnsi="Times New Roman" w:cs="Times New Roman"/>
+          <w:i/>
+          <w:sz w:val="20"/>
+        </w:rPr>
+        <w:t>field</w:t>
+      </w:r>
+      <w:proofErr w:type="spellEnd"/>
+      <w:r>
+        <w:rPr>
+          <w:rFonts w:ascii="Times New Roman" w:eastAsia="Times New Roman" w:hAnsi="Times New Roman" w:cs="Times New Roman"/>
+          <w:i/>
+          <w:sz w:val="20"/>
+        </w:rPr>
+        <w:t xml:space="preserve"> </w:t>
+      </w:r>
+      <w:proofErr w:type="spellStart"/>
+      <w:r>
+        <w:rPr>
+          <w:rFonts w:ascii="Times New Roman" w:eastAsia="Times New Roman" w:hAnsi="Times New Roman" w:cs="Times New Roman"/>
+          <w:i/>
+          <w:sz w:val="20"/>
+        </w:rPr>
+        <w:t>is</w:t>
+      </w:r>
+      <w:proofErr w:type="spellEnd"/>
+      <w:r>
+        <w:rPr>
+          <w:rFonts w:ascii="Times New Roman" w:eastAsia="Times New Roman" w:hAnsi="Times New Roman" w:cs="Times New Roman"/>
+          <w:i/>
+          <w:sz w:val="20"/>
+        </w:rPr>
+        <w:t xml:space="preserve"> </w:t>
+      </w:r>
+      <w:proofErr w:type="spellStart"/>
+      <w:r>
+        <w:rPr>
+          <w:rFonts w:ascii="Times New Roman" w:eastAsia="Times New Roman" w:hAnsi="Times New Roman" w:cs="Times New Roman"/>
+          <w:i/>
+          <w:sz w:val="20"/>
+        </w:rPr>
+        <w:t>analyzed</w:t>
+      </w:r>
+      <w:proofErr w:type="spellEnd"/>
+      <w:r>
+        <w:rPr>
+          <w:rFonts w:ascii="Times New Roman" w:eastAsia="Times New Roman" w:hAnsi="Times New Roman" w:cs="Times New Roman"/>
+          <w:i/>
+          <w:sz w:val="20"/>
+        </w:rPr>
+        <w:t xml:space="preserve">. </w:t>
+      </w:r>
+      <w:proofErr w:type="spellStart"/>
+      <w:r>
+        <w:rPr>
+          <w:rFonts w:ascii="Times New Roman" w:eastAsia="Times New Roman" w:hAnsi="Times New Roman" w:cs="Times New Roman"/>
+          <w:i/>
+          <w:sz w:val="20"/>
+        </w:rPr>
+        <w:t>The</w:t>
+      </w:r>
+      <w:proofErr w:type="spellEnd"/>
+      <w:r>
+        <w:rPr>
+          <w:rFonts w:ascii="Times New Roman" w:eastAsia="Times New Roman" w:hAnsi="Times New Roman" w:cs="Times New Roman"/>
+          <w:i/>
+          <w:sz w:val="20"/>
+        </w:rPr>
+        <w:t xml:space="preserve"> </w:t>
+      </w:r>
+      <w:proofErr w:type="spellStart"/>
+      <w:r>
+        <w:rPr>
+          <w:rFonts w:ascii="Times New Roman" w:eastAsia="Times New Roman" w:hAnsi="Times New Roman" w:cs="Times New Roman"/>
+          <w:i/>
+          <w:sz w:val="20"/>
+        </w:rPr>
+        <w:t>advantages</w:t>
+      </w:r>
+      <w:proofErr w:type="spellEnd"/>
+      <w:r>
+        <w:rPr>
+          <w:rFonts w:ascii="Times New Roman" w:eastAsia="Times New Roman" w:hAnsi="Times New Roman" w:cs="Times New Roman"/>
+          <w:i/>
+          <w:sz w:val="20"/>
+        </w:rPr>
+        <w:t xml:space="preserve"> </w:t>
+      </w:r>
+      <w:proofErr w:type="spellStart"/>
+      <w:r>
+        <w:rPr>
+          <w:rFonts w:ascii="Times New Roman" w:eastAsia="Times New Roman" w:hAnsi="Times New Roman" w:cs="Times New Roman"/>
+          <w:i/>
+          <w:sz w:val="20"/>
+        </w:rPr>
+        <w:t>of</w:t>
+      </w:r>
+      <w:proofErr w:type="spellEnd"/>
+      <w:r>
+        <w:rPr>
+          <w:rFonts w:ascii="Times New Roman" w:eastAsia="Times New Roman" w:hAnsi="Times New Roman" w:cs="Times New Roman"/>
+          <w:i/>
+          <w:sz w:val="20"/>
+        </w:rPr>
+        <w:t xml:space="preserve"> </w:t>
+      </w:r>
+      <w:proofErr w:type="spellStart"/>
+      <w:r>
+        <w:rPr>
+          <w:rFonts w:ascii="Times New Roman" w:eastAsia="Times New Roman" w:hAnsi="Times New Roman" w:cs="Times New Roman"/>
+          <w:i/>
+          <w:sz w:val="20"/>
+        </w:rPr>
+        <w:t>using</w:t>
+      </w:r>
+      <w:proofErr w:type="spellEnd"/>
+      <w:r>
+        <w:rPr>
+          <w:rFonts w:ascii="Times New Roman" w:eastAsia="Times New Roman" w:hAnsi="Times New Roman" w:cs="Times New Roman"/>
+          <w:i/>
+          <w:sz w:val="20"/>
+        </w:rPr>
+        <w:t xml:space="preserve"> </w:t>
+      </w:r>
+      <w:proofErr w:type="spellStart"/>
+      <w:r>
+        <w:rPr>
+          <w:rFonts w:ascii="Times New Roman" w:eastAsia="Times New Roman" w:hAnsi="Times New Roman" w:cs="Times New Roman"/>
+          <w:i/>
+          <w:sz w:val="20"/>
+        </w:rPr>
+        <w:t>crossbar</w:t>
+      </w:r>
+      <w:proofErr w:type="spellEnd"/>
+      <w:r>
+        <w:rPr>
+          <w:rFonts w:ascii="Times New Roman" w:eastAsia="Times New Roman" w:hAnsi="Times New Roman" w:cs="Times New Roman"/>
+          <w:i/>
+          <w:sz w:val="20"/>
+        </w:rPr>
+        <w:t xml:space="preserve"> </w:t>
+      </w:r>
+      <w:proofErr w:type="spellStart"/>
+      <w:r>
+        <w:rPr>
+          <w:rFonts w:ascii="Times New Roman" w:eastAsia="Times New Roman" w:hAnsi="Times New Roman" w:cs="Times New Roman"/>
+          <w:i/>
+          <w:sz w:val="20"/>
+        </w:rPr>
+        <w:t>array</w:t>
+      </w:r>
+      <w:proofErr w:type="spellEnd"/>
+      <w:r>
+        <w:rPr>
+          <w:rFonts w:ascii="Times New Roman" w:eastAsia="Times New Roman" w:hAnsi="Times New Roman" w:cs="Times New Roman"/>
+          <w:i/>
+          <w:sz w:val="20"/>
+        </w:rPr>
+        <w:t xml:space="preserve"> </w:t>
+      </w:r>
+      <w:proofErr w:type="spellStart"/>
+      <w:r>
+        <w:rPr>
+          <w:rFonts w:ascii="Times New Roman" w:eastAsia="Times New Roman" w:hAnsi="Times New Roman" w:cs="Times New Roman"/>
+          <w:i/>
+          <w:sz w:val="20"/>
+        </w:rPr>
+        <w:t>architecture</w:t>
+      </w:r>
+      <w:proofErr w:type="spellEnd"/>
+      <w:r>
+        <w:rPr>
+          <w:rFonts w:ascii="Times New Roman" w:eastAsia="Times New Roman" w:hAnsi="Times New Roman" w:cs="Times New Roman"/>
+          <w:i/>
+          <w:sz w:val="20"/>
+        </w:rPr>
+        <w:t xml:space="preserve"> </w:t>
+      </w:r>
+      <w:proofErr w:type="spellStart"/>
+      <w:r>
+        <w:rPr>
+          <w:rFonts w:ascii="Times New Roman" w:eastAsia="Times New Roman" w:hAnsi="Times New Roman" w:cs="Times New Roman"/>
+          <w:i/>
+          <w:sz w:val="20"/>
+        </w:rPr>
+        <w:t>for</w:t>
+      </w:r>
+      <w:proofErr w:type="spellEnd"/>
+      <w:r>
+        <w:rPr>
+          <w:rFonts w:ascii="Times New Roman" w:eastAsia="Times New Roman" w:hAnsi="Times New Roman" w:cs="Times New Roman"/>
+          <w:i/>
+          <w:sz w:val="20"/>
+        </w:rPr>
+        <w:t xml:space="preserve"> </w:t>
+      </w:r>
+      <w:proofErr w:type="spellStart"/>
+      <w:r>
+        <w:rPr>
+          <w:rFonts w:ascii="Times New Roman" w:eastAsia="Times New Roman" w:hAnsi="Times New Roman" w:cs="Times New Roman"/>
+          <w:i/>
+          <w:sz w:val="20"/>
+        </w:rPr>
+        <w:t>implementing</w:t>
+      </w:r>
+      <w:proofErr w:type="spellEnd"/>
+      <w:r>
+        <w:rPr>
+          <w:rFonts w:ascii="Times New Roman" w:eastAsia="Times New Roman" w:hAnsi="Times New Roman" w:cs="Times New Roman"/>
+          <w:i/>
+          <w:sz w:val="20"/>
+        </w:rPr>
+        <w:t xml:space="preserve"> </w:t>
+      </w:r>
+      <w:proofErr w:type="spellStart"/>
+      <w:r>
+        <w:rPr>
+          <w:rFonts w:ascii="Times New Roman" w:eastAsia="Times New Roman" w:hAnsi="Times New Roman" w:cs="Times New Roman"/>
+          <w:i/>
+          <w:sz w:val="20"/>
+        </w:rPr>
+        <w:t>hardware</w:t>
+      </w:r>
+      <w:proofErr w:type="spellEnd"/>
+      <w:r>
+        <w:rPr>
+          <w:rFonts w:ascii="Times New Roman" w:eastAsia="Times New Roman" w:hAnsi="Times New Roman" w:cs="Times New Roman"/>
+          <w:i/>
+          <w:sz w:val="20"/>
+        </w:rPr>
+        <w:t xml:space="preserve"> </w:t>
+      </w:r>
+      <w:proofErr w:type="spellStart"/>
+      <w:r>
+        <w:rPr>
+          <w:rFonts w:ascii="Times New Roman" w:eastAsia="Times New Roman" w:hAnsi="Times New Roman" w:cs="Times New Roman"/>
+          <w:i/>
+          <w:sz w:val="20"/>
+        </w:rPr>
+        <w:t>vector-matrix</w:t>
+      </w:r>
+      <w:proofErr w:type="spellEnd"/>
+      <w:r>
+        <w:rPr>
+          <w:rFonts w:ascii="Times New Roman" w:eastAsia="Times New Roman" w:hAnsi="Times New Roman" w:cs="Times New Roman"/>
+          <w:i/>
+          <w:sz w:val="20"/>
+        </w:rPr>
+        <w:t xml:space="preserve"> </w:t>
+      </w:r>
+      <w:proofErr w:type="spellStart"/>
+      <w:r>
+        <w:rPr>
+          <w:rFonts w:ascii="Times New Roman" w:eastAsia="Times New Roman" w:hAnsi="Times New Roman" w:cs="Times New Roman"/>
+          <w:i/>
+          <w:sz w:val="20"/>
+        </w:rPr>
+        <w:t>multiplication</w:t>
+      </w:r>
+      <w:proofErr w:type="spellEnd"/>
+      <w:r>
+        <w:rPr>
+          <w:rFonts w:ascii="Times New Roman" w:eastAsia="Times New Roman" w:hAnsi="Times New Roman" w:cs="Times New Roman"/>
+          <w:i/>
+          <w:sz w:val="20"/>
+        </w:rPr>
+        <w:t xml:space="preserve"> </w:t>
+      </w:r>
+      <w:proofErr w:type="spellStart"/>
+      <w:r>
+        <w:rPr>
+          <w:rFonts w:ascii="Times New Roman" w:eastAsia="Times New Roman" w:hAnsi="Times New Roman" w:cs="Times New Roman"/>
+          <w:i/>
+          <w:sz w:val="20"/>
+        </w:rPr>
+        <w:t>in</w:t>
+      </w:r>
+      <w:proofErr w:type="spellEnd"/>
+      <w:r>
+        <w:rPr>
+          <w:rFonts w:ascii="Times New Roman" w:eastAsia="Times New Roman" w:hAnsi="Times New Roman" w:cs="Times New Roman"/>
+          <w:i/>
+          <w:sz w:val="20"/>
+        </w:rPr>
+        <w:t xml:space="preserve"> </w:t>
+      </w:r>
+      <w:proofErr w:type="spellStart"/>
+      <w:r>
+        <w:rPr>
+          <w:rFonts w:ascii="Times New Roman" w:eastAsia="Times New Roman" w:hAnsi="Times New Roman" w:cs="Times New Roman"/>
+          <w:i/>
+          <w:sz w:val="20"/>
+        </w:rPr>
+        <w:t>convolutional</w:t>
+      </w:r>
+      <w:proofErr w:type="spellEnd"/>
+      <w:r>
+        <w:rPr>
+          <w:rFonts w:ascii="Times New Roman" w:eastAsia="Times New Roman" w:hAnsi="Times New Roman" w:cs="Times New Roman"/>
+          <w:i/>
+          <w:sz w:val="20"/>
+        </w:rPr>
+        <w:t xml:space="preserve"> </w:t>
+      </w:r>
+      <w:proofErr w:type="spellStart"/>
+      <w:r>
+        <w:rPr>
+          <w:rFonts w:ascii="Times New Roman" w:eastAsia="Times New Roman" w:hAnsi="Times New Roman" w:cs="Times New Roman"/>
+          <w:i/>
+          <w:sz w:val="20"/>
+        </w:rPr>
+        <w:t>neural</w:t>
+      </w:r>
+      <w:proofErr w:type="spellEnd"/>
+      <w:r>
+        <w:rPr>
+          <w:rFonts w:ascii="Times New Roman" w:eastAsia="Times New Roman" w:hAnsi="Times New Roman" w:cs="Times New Roman"/>
+          <w:i/>
+          <w:sz w:val="20"/>
+        </w:rPr>
+        <w:t xml:space="preserve"> </w:t>
+      </w:r>
+      <w:proofErr w:type="spellStart"/>
+      <w:r>
+        <w:rPr>
+          <w:rFonts w:ascii="Times New Roman" w:eastAsia="Times New Roman" w:hAnsi="Times New Roman" w:cs="Times New Roman"/>
+          <w:i/>
+          <w:sz w:val="20"/>
+        </w:rPr>
+        <w:t>networks</w:t>
+      </w:r>
+      <w:proofErr w:type="spellEnd"/>
+      <w:r>
+        <w:rPr>
+          <w:rFonts w:ascii="Times New Roman" w:eastAsia="Times New Roman" w:hAnsi="Times New Roman" w:cs="Times New Roman"/>
+          <w:i/>
+          <w:sz w:val="20"/>
+        </w:rPr>
+        <w:t xml:space="preserve"> </w:t>
+      </w:r>
+      <w:proofErr w:type="spellStart"/>
+      <w:r>
+        <w:rPr>
+          <w:rFonts w:ascii="Times New Roman" w:eastAsia="Times New Roman" w:hAnsi="Times New Roman" w:cs="Times New Roman"/>
+          <w:i/>
+          <w:sz w:val="20"/>
+        </w:rPr>
+        <w:t>are</w:t>
+      </w:r>
+      <w:proofErr w:type="spellEnd"/>
+      <w:r>
+        <w:rPr>
+          <w:rFonts w:ascii="Times New Roman" w:eastAsia="Times New Roman" w:hAnsi="Times New Roman" w:cs="Times New Roman"/>
+          <w:i/>
+          <w:sz w:val="20"/>
+        </w:rPr>
+        <w:t xml:space="preserve"> </w:t>
+      </w:r>
+      <w:proofErr w:type="spellStart"/>
+      <w:r>
+        <w:rPr>
+          <w:rFonts w:ascii="Times New Roman" w:eastAsia="Times New Roman" w:hAnsi="Times New Roman" w:cs="Times New Roman"/>
+          <w:i/>
+          <w:sz w:val="20"/>
+        </w:rPr>
+        <w:t>substantiated</w:t>
+      </w:r>
+      <w:proofErr w:type="spellEnd"/>
+      <w:r>
+        <w:rPr>
+          <w:rFonts w:ascii="Times New Roman" w:eastAsia="Times New Roman" w:hAnsi="Times New Roman" w:cs="Times New Roman"/>
+          <w:i/>
+          <w:sz w:val="20"/>
+        </w:rPr>
+        <w:t xml:space="preserve">. </w:t>
+      </w:r>
+      <w:proofErr w:type="spellStart"/>
+      <w:r>
+        <w:rPr>
+          <w:rFonts w:ascii="Times New Roman" w:eastAsia="Times New Roman" w:hAnsi="Times New Roman" w:cs="Times New Roman"/>
+          <w:i/>
+          <w:sz w:val="20"/>
+        </w:rPr>
+        <w:t>It</w:t>
+      </w:r>
+      <w:proofErr w:type="spellEnd"/>
+      <w:r>
+        <w:rPr>
+          <w:rFonts w:ascii="Times New Roman" w:eastAsia="Times New Roman" w:hAnsi="Times New Roman" w:cs="Times New Roman"/>
+          <w:i/>
+          <w:sz w:val="20"/>
+        </w:rPr>
+        <w:t xml:space="preserve"> </w:t>
+      </w:r>
+      <w:proofErr w:type="spellStart"/>
+      <w:r>
+        <w:rPr>
+          <w:rFonts w:ascii="Times New Roman" w:eastAsia="Times New Roman" w:hAnsi="Times New Roman" w:cs="Times New Roman"/>
+          <w:i/>
+          <w:sz w:val="20"/>
+        </w:rPr>
+        <w:t>is</w:t>
+      </w:r>
+      <w:proofErr w:type="spellEnd"/>
+      <w:r>
+        <w:rPr>
+          <w:rFonts w:ascii="Times New Roman" w:eastAsia="Times New Roman" w:hAnsi="Times New Roman" w:cs="Times New Roman"/>
+          <w:i/>
+          <w:sz w:val="20"/>
+        </w:rPr>
+        <w:t xml:space="preserve"> </w:t>
+      </w:r>
+      <w:proofErr w:type="spellStart"/>
+      <w:r>
+        <w:rPr>
+          <w:rFonts w:ascii="Times New Roman" w:eastAsia="Times New Roman" w:hAnsi="Times New Roman" w:cs="Times New Roman"/>
+          <w:i/>
+          <w:sz w:val="20"/>
+        </w:rPr>
+        <w:t>shown</w:t>
+      </w:r>
+      <w:proofErr w:type="spellEnd"/>
+      <w:r>
+        <w:rPr>
+          <w:rFonts w:ascii="Times New Roman" w:eastAsia="Times New Roman" w:hAnsi="Times New Roman" w:cs="Times New Roman"/>
+          <w:i/>
+          <w:sz w:val="20"/>
+        </w:rPr>
+        <w:t xml:space="preserve"> </w:t>
+      </w:r>
+      <w:proofErr w:type="spellStart"/>
+      <w:r>
+        <w:rPr>
+          <w:rFonts w:ascii="Times New Roman" w:eastAsia="Times New Roman" w:hAnsi="Times New Roman" w:cs="Times New Roman"/>
+          <w:i/>
+          <w:sz w:val="20"/>
+        </w:rPr>
+        <w:t>that</w:t>
+      </w:r>
+      <w:proofErr w:type="spellEnd"/>
+      <w:r>
+        <w:rPr>
+          <w:rFonts w:ascii="Times New Roman" w:eastAsia="Times New Roman" w:hAnsi="Times New Roman" w:cs="Times New Roman"/>
+          <w:i/>
+          <w:sz w:val="20"/>
+        </w:rPr>
+        <w:t xml:space="preserve"> </w:t>
+      </w:r>
+      <w:proofErr w:type="spellStart"/>
+      <w:r>
+        <w:rPr>
+          <w:rFonts w:ascii="Times New Roman" w:eastAsia="Times New Roman" w:hAnsi="Times New Roman" w:cs="Times New Roman"/>
+          <w:i/>
+          <w:sz w:val="20"/>
+        </w:rPr>
+        <w:t>the</w:t>
       </w:r>
       <w:proofErr w:type="spellEnd"/>
       <w:r>
@@ -338,25 +1920,385 @@
           <w:i/>
           <w:sz w:val="20"/>
         </w:rPr>
-        <w:t>in</w:t>
-      </w:r>
-      <w:proofErr w:type="spellEnd"/>
-      <w:r>
-        <w:rPr>
-          <w:rFonts w:ascii="Times New Roman" w:eastAsia="Times New Roman" w:hAnsi="Times New Roman" w:cs="Times New Roman"/>
-          <w:i/>
-          <w:sz w:val="20"/>
-        </w:rPr>
-        <w:t xml:space="preserve"> </w:t>
-      </w:r>
-      <w:proofErr w:type="spellStart"/>
-      <w:r>
-        <w:rPr>
-          <w:rFonts w:ascii="Times New Roman" w:eastAsia="Times New Roman" w:hAnsi="Times New Roman" w:cs="Times New Roman"/>
-          <w:i/>
-          <w:sz w:val="20"/>
-        </w:rPr>
-        <w:t>solar</w:t>
+        <w:t>of</w:t>
+      </w:r>
+      <w:proofErr w:type="spellEnd"/>
+      <w:r>
+        <w:rPr>
+          <w:rFonts w:ascii="Times New Roman" w:eastAsia="Times New Roman" w:hAnsi="Times New Roman" w:cs="Times New Roman"/>
+          <w:i/>
+          <w:sz w:val="20"/>
+        </w:rPr>
+        <w:t xml:space="preserve"> </w:t>
+      </w:r>
+      <w:proofErr w:type="spellStart"/>
+      <w:r>
+        <w:rPr>
+          <w:rFonts w:ascii="Times New Roman" w:eastAsia="Times New Roman" w:hAnsi="Times New Roman" w:cs="Times New Roman"/>
+          <w:i/>
+          <w:sz w:val="20"/>
+        </w:rPr>
+        <w:t>Ohm's</w:t>
+      </w:r>
+      <w:proofErr w:type="spellEnd"/>
+      <w:r>
+        <w:rPr>
+          <w:rFonts w:ascii="Times New Roman" w:eastAsia="Times New Roman" w:hAnsi="Times New Roman" w:cs="Times New Roman"/>
+          <w:i/>
+          <w:sz w:val="20"/>
+        </w:rPr>
+        <w:t xml:space="preserve"> </w:t>
+      </w:r>
+      <w:proofErr w:type="spellStart"/>
+      <w:r>
+        <w:rPr>
+          <w:rFonts w:ascii="Times New Roman" w:eastAsia="Times New Roman" w:hAnsi="Times New Roman" w:cs="Times New Roman"/>
+          <w:i/>
+          <w:sz w:val="20"/>
+        </w:rPr>
+        <w:t>and</w:t>
+      </w:r>
+      <w:proofErr w:type="spellEnd"/>
+      <w:r>
+        <w:rPr>
+          <w:rFonts w:ascii="Times New Roman" w:eastAsia="Times New Roman" w:hAnsi="Times New Roman" w:cs="Times New Roman"/>
+          <w:i/>
+          <w:sz w:val="20"/>
+        </w:rPr>
+        <w:t xml:space="preserve"> </w:t>
+      </w:r>
+      <w:proofErr w:type="spellStart"/>
+      <w:r>
+        <w:rPr>
+          <w:rFonts w:ascii="Times New Roman" w:eastAsia="Times New Roman" w:hAnsi="Times New Roman" w:cs="Times New Roman"/>
+          <w:i/>
+          <w:sz w:val="20"/>
+        </w:rPr>
+        <w:t>Kirchhoff's</w:t>
+      </w:r>
+      <w:proofErr w:type="spellEnd"/>
+      <w:r>
+        <w:rPr>
+          <w:rFonts w:ascii="Times New Roman" w:eastAsia="Times New Roman" w:hAnsi="Times New Roman" w:cs="Times New Roman"/>
+          <w:i/>
+          <w:sz w:val="20"/>
+        </w:rPr>
+        <w:t xml:space="preserve"> </w:t>
+      </w:r>
+      <w:proofErr w:type="spellStart"/>
+      <w:r>
+        <w:rPr>
+          <w:rFonts w:ascii="Times New Roman" w:eastAsia="Times New Roman" w:hAnsi="Times New Roman" w:cs="Times New Roman"/>
+          <w:i/>
+          <w:sz w:val="20"/>
+        </w:rPr>
+        <w:t>laws</w:t>
+      </w:r>
+      <w:proofErr w:type="spellEnd"/>
+      <w:r>
+        <w:rPr>
+          <w:rFonts w:ascii="Times New Roman" w:eastAsia="Times New Roman" w:hAnsi="Times New Roman" w:cs="Times New Roman"/>
+          <w:i/>
+          <w:sz w:val="20"/>
+        </w:rPr>
+        <w:t xml:space="preserve"> </w:t>
+      </w:r>
+      <w:proofErr w:type="spellStart"/>
+      <w:r>
+        <w:rPr>
+          <w:rFonts w:ascii="Times New Roman" w:eastAsia="Times New Roman" w:hAnsi="Times New Roman" w:cs="Times New Roman"/>
+          <w:i/>
+          <w:sz w:val="20"/>
+        </w:rPr>
+        <w:t>for</w:t>
+      </w:r>
+      <w:proofErr w:type="spellEnd"/>
+      <w:r>
+        <w:rPr>
+          <w:rFonts w:ascii="Times New Roman" w:eastAsia="Times New Roman" w:hAnsi="Times New Roman" w:cs="Times New Roman"/>
+          <w:i/>
+          <w:sz w:val="20"/>
+        </w:rPr>
+        <w:t xml:space="preserve"> </w:t>
+      </w:r>
+      <w:proofErr w:type="spellStart"/>
+      <w:r>
+        <w:rPr>
+          <w:rFonts w:ascii="Times New Roman" w:eastAsia="Times New Roman" w:hAnsi="Times New Roman" w:cs="Times New Roman"/>
+          <w:i/>
+          <w:sz w:val="20"/>
+        </w:rPr>
+        <w:t>analog</w:t>
+      </w:r>
+      <w:proofErr w:type="spellEnd"/>
+      <w:r>
+        <w:rPr>
+          <w:rFonts w:ascii="Times New Roman" w:eastAsia="Times New Roman" w:hAnsi="Times New Roman" w:cs="Times New Roman"/>
+          <w:i/>
+          <w:sz w:val="20"/>
+        </w:rPr>
+        <w:t xml:space="preserve"> </w:t>
+      </w:r>
+      <w:proofErr w:type="spellStart"/>
+      <w:r>
+        <w:rPr>
+          <w:rFonts w:ascii="Times New Roman" w:eastAsia="Times New Roman" w:hAnsi="Times New Roman" w:cs="Times New Roman"/>
+          <w:i/>
+          <w:sz w:val="20"/>
+        </w:rPr>
+        <w:t>In-Memory</w:t>
+      </w:r>
+      <w:proofErr w:type="spellEnd"/>
+      <w:r>
+        <w:rPr>
+          <w:rFonts w:ascii="Times New Roman" w:eastAsia="Times New Roman" w:hAnsi="Times New Roman" w:cs="Times New Roman"/>
+          <w:i/>
+          <w:sz w:val="20"/>
+        </w:rPr>
+        <w:t xml:space="preserve"> </w:t>
+      </w:r>
+      <w:proofErr w:type="spellStart"/>
+      <w:r>
+        <w:rPr>
+          <w:rFonts w:ascii="Times New Roman" w:eastAsia="Times New Roman" w:hAnsi="Times New Roman" w:cs="Times New Roman"/>
+          <w:i/>
+          <w:sz w:val="20"/>
+        </w:rPr>
+        <w:t>Computing</w:t>
+      </w:r>
+      <w:proofErr w:type="spellEnd"/>
+      <w:r>
+        <w:rPr>
+          <w:rFonts w:ascii="Times New Roman" w:eastAsia="Times New Roman" w:hAnsi="Times New Roman" w:cs="Times New Roman"/>
+          <w:i/>
+          <w:sz w:val="20"/>
+        </w:rPr>
+        <w:t xml:space="preserve"> </w:t>
+      </w:r>
+      <w:proofErr w:type="spellStart"/>
+      <w:r>
+        <w:rPr>
+          <w:rFonts w:ascii="Times New Roman" w:eastAsia="Times New Roman" w:hAnsi="Times New Roman" w:cs="Times New Roman"/>
+          <w:i/>
+          <w:sz w:val="20"/>
+        </w:rPr>
+        <w:t>allows</w:t>
+      </w:r>
+      <w:proofErr w:type="spellEnd"/>
+      <w:r>
+        <w:rPr>
+          <w:rFonts w:ascii="Times New Roman" w:eastAsia="Times New Roman" w:hAnsi="Times New Roman" w:cs="Times New Roman"/>
+          <w:i/>
+          <w:sz w:val="20"/>
+        </w:rPr>
+        <w:t xml:space="preserve"> </w:t>
+      </w:r>
+      <w:proofErr w:type="spellStart"/>
+      <w:r>
+        <w:rPr>
+          <w:rFonts w:ascii="Times New Roman" w:eastAsia="Times New Roman" w:hAnsi="Times New Roman" w:cs="Times New Roman"/>
+          <w:i/>
+          <w:sz w:val="20"/>
+        </w:rPr>
+        <w:t>overcoming</w:t>
+      </w:r>
+      <w:proofErr w:type="spellEnd"/>
+      <w:r>
+        <w:rPr>
+          <w:rFonts w:ascii="Times New Roman" w:eastAsia="Times New Roman" w:hAnsi="Times New Roman" w:cs="Times New Roman"/>
+          <w:i/>
+          <w:sz w:val="20"/>
+        </w:rPr>
+        <w:t xml:space="preserve"> </w:t>
+      </w:r>
+      <w:proofErr w:type="spellStart"/>
+      <w:r>
+        <w:rPr>
+          <w:rFonts w:ascii="Times New Roman" w:eastAsia="Times New Roman" w:hAnsi="Times New Roman" w:cs="Times New Roman"/>
+          <w:i/>
+          <w:sz w:val="20"/>
+        </w:rPr>
+        <w:t>the</w:t>
+      </w:r>
+      <w:proofErr w:type="spellEnd"/>
+      <w:r>
+        <w:rPr>
+          <w:rFonts w:ascii="Times New Roman" w:eastAsia="Times New Roman" w:hAnsi="Times New Roman" w:cs="Times New Roman"/>
+          <w:i/>
+          <w:sz w:val="20"/>
+        </w:rPr>
+        <w:t xml:space="preserve"> </w:t>
+      </w:r>
+      <w:proofErr w:type="spellStart"/>
+      <w:r>
+        <w:rPr>
+          <w:rFonts w:ascii="Times New Roman" w:eastAsia="Times New Roman" w:hAnsi="Times New Roman" w:cs="Times New Roman"/>
+          <w:i/>
+          <w:sz w:val="20"/>
+        </w:rPr>
+        <w:t>von</w:t>
+      </w:r>
+      <w:proofErr w:type="spellEnd"/>
+      <w:r>
+        <w:rPr>
+          <w:rFonts w:ascii="Times New Roman" w:eastAsia="Times New Roman" w:hAnsi="Times New Roman" w:cs="Times New Roman"/>
+          <w:i/>
+          <w:sz w:val="20"/>
+        </w:rPr>
+        <w:t xml:space="preserve"> </w:t>
+      </w:r>
+      <w:proofErr w:type="spellStart"/>
+      <w:r>
+        <w:rPr>
+          <w:rFonts w:ascii="Times New Roman" w:eastAsia="Times New Roman" w:hAnsi="Times New Roman" w:cs="Times New Roman"/>
+          <w:i/>
+          <w:sz w:val="20"/>
+        </w:rPr>
+        <w:t>Neumann</w:t>
+      </w:r>
+      <w:proofErr w:type="spellEnd"/>
+      <w:r>
+        <w:rPr>
+          <w:rFonts w:ascii="Times New Roman" w:eastAsia="Times New Roman" w:hAnsi="Times New Roman" w:cs="Times New Roman"/>
+          <w:i/>
+          <w:sz w:val="20"/>
+        </w:rPr>
+        <w:t xml:space="preserve"> </w:t>
+      </w:r>
+      <w:proofErr w:type="spellStart"/>
+      <w:r>
+        <w:rPr>
+          <w:rFonts w:ascii="Times New Roman" w:eastAsia="Times New Roman" w:hAnsi="Times New Roman" w:cs="Times New Roman"/>
+          <w:i/>
+          <w:sz w:val="20"/>
+        </w:rPr>
+        <w:t>architecture</w:t>
+      </w:r>
+      <w:proofErr w:type="spellEnd"/>
+      <w:r>
+        <w:rPr>
+          <w:rFonts w:ascii="Times New Roman" w:eastAsia="Times New Roman" w:hAnsi="Times New Roman" w:cs="Times New Roman"/>
+          <w:i/>
+          <w:sz w:val="20"/>
+        </w:rPr>
+        <w:t xml:space="preserve"> </w:t>
+      </w:r>
+      <w:proofErr w:type="spellStart"/>
+      <w:r>
+        <w:rPr>
+          <w:rFonts w:ascii="Times New Roman" w:eastAsia="Times New Roman" w:hAnsi="Times New Roman" w:cs="Times New Roman"/>
+          <w:i/>
+          <w:sz w:val="20"/>
+        </w:rPr>
+        <w:t>limitations</w:t>
+      </w:r>
+      <w:proofErr w:type="spellEnd"/>
+      <w:r>
+        <w:rPr>
+          <w:rFonts w:ascii="Times New Roman" w:eastAsia="Times New Roman" w:hAnsi="Times New Roman" w:cs="Times New Roman"/>
+          <w:i/>
+          <w:sz w:val="20"/>
+        </w:rPr>
+        <w:t xml:space="preserve"> ("</w:t>
+      </w:r>
+      <w:proofErr w:type="spellStart"/>
+      <w:r>
+        <w:rPr>
+          <w:rFonts w:ascii="Times New Roman" w:eastAsia="Times New Roman" w:hAnsi="Times New Roman" w:cs="Times New Roman"/>
+          <w:i/>
+          <w:sz w:val="20"/>
+        </w:rPr>
+        <w:t>Memory</w:t>
+      </w:r>
+      <w:proofErr w:type="spellEnd"/>
+      <w:r>
+        <w:rPr>
+          <w:rFonts w:ascii="Times New Roman" w:eastAsia="Times New Roman" w:hAnsi="Times New Roman" w:cs="Times New Roman"/>
+          <w:i/>
+          <w:sz w:val="20"/>
+        </w:rPr>
+        <w:t xml:space="preserve"> </w:t>
+      </w:r>
+      <w:proofErr w:type="spellStart"/>
+      <w:r>
+        <w:rPr>
+          <w:rFonts w:ascii="Times New Roman" w:eastAsia="Times New Roman" w:hAnsi="Times New Roman" w:cs="Times New Roman"/>
+          <w:i/>
+          <w:sz w:val="20"/>
+        </w:rPr>
+        <w:t>Wall</w:t>
+      </w:r>
+      <w:proofErr w:type="spellEnd"/>
+      <w:r>
+        <w:rPr>
+          <w:rFonts w:ascii="Times New Roman" w:eastAsia="Times New Roman" w:hAnsi="Times New Roman" w:cs="Times New Roman"/>
+          <w:i/>
+          <w:sz w:val="20"/>
+        </w:rPr>
+        <w:t xml:space="preserve">") </w:t>
+      </w:r>
+      <w:proofErr w:type="spellStart"/>
+      <w:r>
+        <w:rPr>
+          <w:rFonts w:ascii="Times New Roman" w:eastAsia="Times New Roman" w:hAnsi="Times New Roman" w:cs="Times New Roman"/>
+          <w:i/>
+          <w:sz w:val="20"/>
+        </w:rPr>
+        <w:t>and</w:t>
+      </w:r>
+      <w:proofErr w:type="spellEnd"/>
+      <w:r>
+        <w:rPr>
+          <w:rFonts w:ascii="Times New Roman" w:eastAsia="Times New Roman" w:hAnsi="Times New Roman" w:cs="Times New Roman"/>
+          <w:i/>
+          <w:sz w:val="20"/>
+        </w:rPr>
+        <w:t xml:space="preserve"> </w:t>
+      </w:r>
+      <w:proofErr w:type="spellStart"/>
+      <w:r>
+        <w:rPr>
+          <w:rFonts w:ascii="Times New Roman" w:eastAsia="Times New Roman" w:hAnsi="Times New Roman" w:cs="Times New Roman"/>
+          <w:i/>
+          <w:sz w:val="20"/>
+        </w:rPr>
+        <w:t>significantly</w:t>
+      </w:r>
+      <w:proofErr w:type="spellEnd"/>
+      <w:r>
+        <w:rPr>
+          <w:rFonts w:ascii="Times New Roman" w:eastAsia="Times New Roman" w:hAnsi="Times New Roman" w:cs="Times New Roman"/>
+          <w:i/>
+          <w:sz w:val="20"/>
+        </w:rPr>
+        <w:t xml:space="preserve"> </w:t>
+      </w:r>
+      <w:proofErr w:type="spellStart"/>
+      <w:r>
+        <w:rPr>
+          <w:rFonts w:ascii="Times New Roman" w:eastAsia="Times New Roman" w:hAnsi="Times New Roman" w:cs="Times New Roman"/>
+          <w:i/>
+          <w:sz w:val="20"/>
+        </w:rPr>
+        <w:t>increasing</w:t>
+      </w:r>
+      <w:proofErr w:type="spellEnd"/>
+      <w:r>
+        <w:rPr>
+          <w:rFonts w:ascii="Times New Roman" w:eastAsia="Times New Roman" w:hAnsi="Times New Roman" w:cs="Times New Roman"/>
+          <w:i/>
+          <w:sz w:val="20"/>
+        </w:rPr>
+        <w:t xml:space="preserve"> </w:t>
+      </w:r>
+      <w:proofErr w:type="spellStart"/>
+      <w:r>
+        <w:rPr>
+          <w:rFonts w:ascii="Times New Roman" w:eastAsia="Times New Roman" w:hAnsi="Times New Roman" w:cs="Times New Roman"/>
+          <w:i/>
+          <w:sz w:val="20"/>
+        </w:rPr>
+        <w:t>the</w:t>
       </w:r>
       <w:proofErr w:type="spellEnd"/>
       <w:r>
@@ -392,61 +2334,7 @@
           <w:i/>
           <w:sz w:val="20"/>
         </w:rPr>
-        <w:t>are</w:t>
-      </w:r>
-      <w:proofErr w:type="spellEnd"/>
-      <w:r>
-        <w:rPr>
-          <w:rFonts w:ascii="Times New Roman" w:eastAsia="Times New Roman" w:hAnsi="Times New Roman" w:cs="Times New Roman"/>
-          <w:i/>
-          <w:sz w:val="20"/>
-        </w:rPr>
-        <w:t xml:space="preserve"> </w:t>
-      </w:r>
-      <w:proofErr w:type="spellStart"/>
-      <w:r>
-        <w:rPr>
-          <w:rFonts w:ascii="Times New Roman" w:eastAsia="Times New Roman" w:hAnsi="Times New Roman" w:cs="Times New Roman"/>
-          <w:i/>
-          <w:sz w:val="20"/>
-        </w:rPr>
-        <w:t>considered</w:t>
-      </w:r>
-      <w:proofErr w:type="spellEnd"/>
-      <w:r>
-        <w:rPr>
-          <w:rFonts w:ascii="Times New Roman" w:eastAsia="Times New Roman" w:hAnsi="Times New Roman" w:cs="Times New Roman"/>
-          <w:i/>
-          <w:sz w:val="20"/>
-        </w:rPr>
-        <w:t xml:space="preserve">. </w:t>
-      </w:r>
-      <w:proofErr w:type="spellStart"/>
-      <w:r>
-        <w:rPr>
-          <w:rFonts w:ascii="Times New Roman" w:eastAsia="Times New Roman" w:hAnsi="Times New Roman" w:cs="Times New Roman"/>
-          <w:i/>
-          <w:sz w:val="20"/>
-        </w:rPr>
-        <w:t>The</w:t>
-      </w:r>
-      <w:proofErr w:type="spellEnd"/>
-      <w:r>
-        <w:rPr>
-          <w:rFonts w:ascii="Times New Roman" w:eastAsia="Times New Roman" w:hAnsi="Times New Roman" w:cs="Times New Roman"/>
-          <w:i/>
-          <w:sz w:val="20"/>
-        </w:rPr>
-        <w:t xml:space="preserve"> </w:t>
-      </w:r>
-      <w:proofErr w:type="spellStart"/>
-      <w:r>
-        <w:rPr>
-          <w:rFonts w:ascii="Times New Roman" w:eastAsia="Times New Roman" w:hAnsi="Times New Roman" w:cs="Times New Roman"/>
-          <w:i/>
-          <w:sz w:val="20"/>
-        </w:rPr>
-        <w:t>advantages</w:t>
+        <w:t>efficiency</w:t>
       </w:r>
       <w:proofErr w:type="spellEnd"/>
       <w:r>
@@ -482,420 +2370,6 @@
           <w:i/>
           <w:sz w:val="20"/>
         </w:rPr>
-        <w:t>perovskite</w:t>
-      </w:r>
-      <w:proofErr w:type="spellEnd"/>
-      <w:r>
-        <w:rPr>
-          <w:rFonts w:ascii="Times New Roman" w:eastAsia="Times New Roman" w:hAnsi="Times New Roman" w:cs="Times New Roman"/>
-          <w:i/>
-          <w:sz w:val="20"/>
-        </w:rPr>
-        <w:t xml:space="preserve"> </w:t>
-      </w:r>
-      <w:proofErr w:type="spellStart"/>
-      <w:r>
-        <w:rPr>
-          <w:rFonts w:ascii="Times New Roman" w:eastAsia="Times New Roman" w:hAnsi="Times New Roman" w:cs="Times New Roman"/>
-          <w:i/>
-          <w:sz w:val="20"/>
-        </w:rPr>
-        <w:t>solar</w:t>
-      </w:r>
-      <w:proofErr w:type="spellEnd"/>
-      <w:r>
-        <w:rPr>
-          <w:rFonts w:ascii="Times New Roman" w:eastAsia="Times New Roman" w:hAnsi="Times New Roman" w:cs="Times New Roman"/>
-          <w:i/>
-          <w:sz w:val="20"/>
-        </w:rPr>
-        <w:t xml:space="preserve"> </w:t>
-      </w:r>
-      <w:proofErr w:type="spellStart"/>
-      <w:r>
-        <w:rPr>
-          <w:rFonts w:ascii="Times New Roman" w:eastAsia="Times New Roman" w:hAnsi="Times New Roman" w:cs="Times New Roman"/>
-          <w:i/>
-          <w:sz w:val="20"/>
-        </w:rPr>
-        <w:t>cells</w:t>
-      </w:r>
-      <w:proofErr w:type="spellEnd"/>
-      <w:r>
-        <w:rPr>
-          <w:rFonts w:ascii="Times New Roman" w:eastAsia="Times New Roman" w:hAnsi="Times New Roman" w:cs="Times New Roman"/>
-          <w:i/>
-          <w:sz w:val="20"/>
-        </w:rPr>
-        <w:t xml:space="preserve"> </w:t>
-      </w:r>
-      <w:proofErr w:type="spellStart"/>
-      <w:r>
-        <w:rPr>
-          <w:rFonts w:ascii="Times New Roman" w:eastAsia="Times New Roman" w:hAnsi="Times New Roman" w:cs="Times New Roman"/>
-          <w:i/>
-          <w:sz w:val="20"/>
-        </w:rPr>
-        <w:t>compared</w:t>
-      </w:r>
-      <w:proofErr w:type="spellEnd"/>
-      <w:r>
-        <w:rPr>
-          <w:rFonts w:ascii="Times New Roman" w:eastAsia="Times New Roman" w:hAnsi="Times New Roman" w:cs="Times New Roman"/>
-          <w:i/>
-          <w:sz w:val="20"/>
-        </w:rPr>
-        <w:t xml:space="preserve"> </w:t>
-      </w:r>
-      <w:proofErr w:type="spellStart"/>
-      <w:r>
-        <w:rPr>
-          <w:rFonts w:ascii="Times New Roman" w:eastAsia="Times New Roman" w:hAnsi="Times New Roman" w:cs="Times New Roman"/>
-          <w:i/>
-          <w:sz w:val="20"/>
-        </w:rPr>
-        <w:t>to</w:t>
-      </w:r>
-      <w:proofErr w:type="spellEnd"/>
-      <w:r>
-        <w:rPr>
-          <w:rFonts w:ascii="Times New Roman" w:eastAsia="Times New Roman" w:hAnsi="Times New Roman" w:cs="Times New Roman"/>
-          <w:i/>
-          <w:sz w:val="20"/>
-        </w:rPr>
-        <w:t xml:space="preserve"> </w:t>
-      </w:r>
-      <w:proofErr w:type="spellStart"/>
-      <w:r>
-        <w:rPr>
-          <w:rFonts w:ascii="Times New Roman" w:eastAsia="Times New Roman" w:hAnsi="Times New Roman" w:cs="Times New Roman"/>
-          <w:i/>
-          <w:sz w:val="20"/>
-        </w:rPr>
-        <w:t>traditional</w:t>
-      </w:r>
-      <w:proofErr w:type="spellEnd"/>
-      <w:r>
-        <w:rPr>
-          <w:rFonts w:ascii="Times New Roman" w:eastAsia="Times New Roman" w:hAnsi="Times New Roman" w:cs="Times New Roman"/>
-          <w:i/>
-          <w:sz w:val="20"/>
-        </w:rPr>
-        <w:t xml:space="preserve"> </w:t>
-      </w:r>
-      <w:proofErr w:type="spellStart"/>
-      <w:r>
-        <w:rPr>
-          <w:rFonts w:ascii="Times New Roman" w:eastAsia="Times New Roman" w:hAnsi="Times New Roman" w:cs="Times New Roman"/>
-          <w:i/>
-          <w:sz w:val="20"/>
-        </w:rPr>
-        <w:t>silicon</w:t>
-      </w:r>
-      <w:proofErr w:type="spellEnd"/>
-      <w:r>
-        <w:rPr>
-          <w:rFonts w:ascii="Times New Roman" w:eastAsia="Times New Roman" w:hAnsi="Times New Roman" w:cs="Times New Roman"/>
-          <w:i/>
-          <w:sz w:val="20"/>
-        </w:rPr>
-        <w:t xml:space="preserve"> </w:t>
-      </w:r>
-      <w:proofErr w:type="spellStart"/>
-      <w:r>
-        <w:rPr>
-          <w:rFonts w:ascii="Times New Roman" w:eastAsia="Times New Roman" w:hAnsi="Times New Roman" w:cs="Times New Roman"/>
-          <w:i/>
-          <w:sz w:val="20"/>
-        </w:rPr>
-        <w:t>analogues</w:t>
-      </w:r>
-      <w:proofErr w:type="spellEnd"/>
-      <w:r>
-        <w:rPr>
-          <w:rFonts w:ascii="Times New Roman" w:eastAsia="Times New Roman" w:hAnsi="Times New Roman" w:cs="Times New Roman"/>
-          <w:i/>
-          <w:sz w:val="20"/>
-        </w:rPr>
-        <w:t xml:space="preserve">, </w:t>
-      </w:r>
-      <w:proofErr w:type="spellStart"/>
-      <w:r>
-        <w:rPr>
-          <w:rFonts w:ascii="Times New Roman" w:eastAsia="Times New Roman" w:hAnsi="Times New Roman" w:cs="Times New Roman"/>
-          <w:i/>
-          <w:sz w:val="20"/>
-        </w:rPr>
-        <w:t>in</w:t>
-      </w:r>
-      <w:proofErr w:type="spellEnd"/>
-      <w:r>
-        <w:rPr>
-          <w:rFonts w:ascii="Times New Roman" w:eastAsia="Times New Roman" w:hAnsi="Times New Roman" w:cs="Times New Roman"/>
-          <w:i/>
-          <w:sz w:val="20"/>
-        </w:rPr>
-        <w:t xml:space="preserve"> </w:t>
-      </w:r>
-      <w:proofErr w:type="spellStart"/>
-      <w:r>
-        <w:rPr>
-          <w:rFonts w:ascii="Times New Roman" w:eastAsia="Times New Roman" w:hAnsi="Times New Roman" w:cs="Times New Roman"/>
-          <w:i/>
-          <w:sz w:val="20"/>
-        </w:rPr>
-        <w:t>particular</w:t>
-      </w:r>
-      <w:proofErr w:type="spellEnd"/>
-      <w:r>
-        <w:rPr>
-          <w:rFonts w:ascii="Times New Roman" w:eastAsia="Times New Roman" w:hAnsi="Times New Roman" w:cs="Times New Roman"/>
-          <w:i/>
-          <w:sz w:val="20"/>
-        </w:rPr>
-        <w:t xml:space="preserve"> </w:t>
-      </w:r>
-      <w:proofErr w:type="spellStart"/>
-      <w:r>
-        <w:rPr>
-          <w:rFonts w:ascii="Times New Roman" w:eastAsia="Times New Roman" w:hAnsi="Times New Roman" w:cs="Times New Roman"/>
-          <w:i/>
-          <w:sz w:val="20"/>
-        </w:rPr>
-        <w:t>their</w:t>
-      </w:r>
-      <w:proofErr w:type="spellEnd"/>
-      <w:r>
-        <w:rPr>
-          <w:rFonts w:ascii="Times New Roman" w:eastAsia="Times New Roman" w:hAnsi="Times New Roman" w:cs="Times New Roman"/>
-          <w:i/>
-          <w:sz w:val="20"/>
-        </w:rPr>
-        <w:t xml:space="preserve"> </w:t>
-      </w:r>
-      <w:proofErr w:type="spellStart"/>
-      <w:r>
-        <w:rPr>
-          <w:rFonts w:ascii="Times New Roman" w:eastAsia="Times New Roman" w:hAnsi="Times New Roman" w:cs="Times New Roman"/>
-          <w:i/>
-          <w:sz w:val="20"/>
-        </w:rPr>
-        <w:t>high</w:t>
-      </w:r>
-      <w:proofErr w:type="spellEnd"/>
-      <w:r>
-        <w:rPr>
-          <w:rFonts w:ascii="Times New Roman" w:eastAsia="Times New Roman" w:hAnsi="Times New Roman" w:cs="Times New Roman"/>
-          <w:i/>
-          <w:sz w:val="20"/>
-        </w:rPr>
-        <w:t xml:space="preserve"> </w:t>
-      </w:r>
-      <w:proofErr w:type="spellStart"/>
-      <w:r>
-        <w:rPr>
-          <w:rFonts w:ascii="Times New Roman" w:eastAsia="Times New Roman" w:hAnsi="Times New Roman" w:cs="Times New Roman"/>
-          <w:i/>
-          <w:sz w:val="20"/>
-        </w:rPr>
-        <w:t>efficiency</w:t>
-      </w:r>
-      <w:proofErr w:type="spellEnd"/>
-      <w:r>
-        <w:rPr>
-          <w:rFonts w:ascii="Times New Roman" w:eastAsia="Times New Roman" w:hAnsi="Times New Roman" w:cs="Times New Roman"/>
-          <w:i/>
-          <w:sz w:val="20"/>
-        </w:rPr>
-        <w:t xml:space="preserve"> </w:t>
-      </w:r>
-      <w:proofErr w:type="spellStart"/>
-      <w:r>
-        <w:rPr>
-          <w:rFonts w:ascii="Times New Roman" w:eastAsia="Times New Roman" w:hAnsi="Times New Roman" w:cs="Times New Roman"/>
-          <w:i/>
-          <w:sz w:val="20"/>
-        </w:rPr>
-        <w:t>and</w:t>
-      </w:r>
-      <w:proofErr w:type="spellEnd"/>
-      <w:r>
-        <w:rPr>
-          <w:rFonts w:ascii="Times New Roman" w:eastAsia="Times New Roman" w:hAnsi="Times New Roman" w:cs="Times New Roman"/>
-          <w:i/>
-          <w:sz w:val="20"/>
-        </w:rPr>
-        <w:t xml:space="preserve"> </w:t>
-      </w:r>
-      <w:proofErr w:type="spellStart"/>
-      <w:r>
-        <w:rPr>
-          <w:rFonts w:ascii="Times New Roman" w:eastAsia="Times New Roman" w:hAnsi="Times New Roman" w:cs="Times New Roman"/>
-          <w:i/>
-          <w:sz w:val="20"/>
-        </w:rPr>
-        <w:t>low</w:t>
-      </w:r>
-      <w:proofErr w:type="spellEnd"/>
-      <w:r>
-        <w:rPr>
-          <w:rFonts w:ascii="Times New Roman" w:eastAsia="Times New Roman" w:hAnsi="Times New Roman" w:cs="Times New Roman"/>
-          <w:i/>
-          <w:sz w:val="20"/>
-        </w:rPr>
-        <w:t xml:space="preserve"> </w:t>
-      </w:r>
-      <w:proofErr w:type="spellStart"/>
-      <w:r>
-        <w:rPr>
-          <w:rFonts w:ascii="Times New Roman" w:eastAsia="Times New Roman" w:hAnsi="Times New Roman" w:cs="Times New Roman"/>
-          <w:i/>
-          <w:sz w:val="20"/>
-        </w:rPr>
-        <w:t>production</w:t>
-      </w:r>
-      <w:proofErr w:type="spellEnd"/>
-      <w:r>
-        <w:rPr>
-          <w:rFonts w:ascii="Times New Roman" w:eastAsia="Times New Roman" w:hAnsi="Times New Roman" w:cs="Times New Roman"/>
-          <w:i/>
-          <w:sz w:val="20"/>
-        </w:rPr>
-        <w:t xml:space="preserve"> </w:t>
-      </w:r>
-      <w:proofErr w:type="spellStart"/>
-      <w:r>
-        <w:rPr>
-          <w:rFonts w:ascii="Times New Roman" w:eastAsia="Times New Roman" w:hAnsi="Times New Roman" w:cs="Times New Roman"/>
-          <w:i/>
-          <w:sz w:val="20"/>
-        </w:rPr>
-        <w:t>cost</w:t>
-      </w:r>
-      <w:proofErr w:type="spellEnd"/>
-      <w:r>
-        <w:rPr>
-          <w:rFonts w:ascii="Times New Roman" w:eastAsia="Times New Roman" w:hAnsi="Times New Roman" w:cs="Times New Roman"/>
-          <w:i/>
-          <w:sz w:val="20"/>
-        </w:rPr>
-        <w:t xml:space="preserve">, </w:t>
-      </w:r>
-      <w:proofErr w:type="spellStart"/>
-      <w:r>
-        <w:rPr>
-          <w:rFonts w:ascii="Times New Roman" w:eastAsia="Times New Roman" w:hAnsi="Times New Roman" w:cs="Times New Roman"/>
-          <w:i/>
-          <w:sz w:val="20"/>
-        </w:rPr>
-        <w:t>are</w:t>
-      </w:r>
-      <w:proofErr w:type="spellEnd"/>
-      <w:r>
-        <w:rPr>
-          <w:rFonts w:ascii="Times New Roman" w:eastAsia="Times New Roman" w:hAnsi="Times New Roman" w:cs="Times New Roman"/>
-          <w:i/>
-          <w:sz w:val="20"/>
-        </w:rPr>
-        <w:t xml:space="preserve"> </w:t>
-      </w:r>
-      <w:proofErr w:type="spellStart"/>
-      <w:r>
-        <w:rPr>
-          <w:rFonts w:ascii="Times New Roman" w:eastAsia="Times New Roman" w:hAnsi="Times New Roman" w:cs="Times New Roman"/>
-          <w:i/>
-          <w:sz w:val="20"/>
-        </w:rPr>
-        <w:t>analyzed</w:t>
-      </w:r>
-      <w:proofErr w:type="spellEnd"/>
-      <w:r>
-        <w:rPr>
-          <w:rFonts w:ascii="Times New Roman" w:eastAsia="Times New Roman" w:hAnsi="Times New Roman" w:cs="Times New Roman"/>
-          <w:i/>
-          <w:sz w:val="20"/>
-        </w:rPr>
-        <w:t xml:space="preserve">. </w:t>
-      </w:r>
-      <w:proofErr w:type="spellStart"/>
-      <w:r>
-        <w:rPr>
-          <w:rFonts w:ascii="Times New Roman" w:eastAsia="Times New Roman" w:hAnsi="Times New Roman" w:cs="Times New Roman"/>
-          <w:i/>
-          <w:sz w:val="20"/>
-        </w:rPr>
-        <w:t>The</w:t>
-      </w:r>
-      <w:proofErr w:type="spellEnd"/>
-      <w:r>
-        <w:rPr>
-          <w:rFonts w:ascii="Times New Roman" w:eastAsia="Times New Roman" w:hAnsi="Times New Roman" w:cs="Times New Roman"/>
-          <w:i/>
-          <w:sz w:val="20"/>
-        </w:rPr>
-        <w:t xml:space="preserve"> </w:t>
-      </w:r>
-      <w:proofErr w:type="spellStart"/>
-      <w:r>
-        <w:rPr>
-          <w:rFonts w:ascii="Times New Roman" w:eastAsia="Times New Roman" w:hAnsi="Times New Roman" w:cs="Times New Roman"/>
-          <w:i/>
-          <w:sz w:val="20"/>
-        </w:rPr>
-        <w:t>main</w:t>
-      </w:r>
-      <w:proofErr w:type="spellEnd"/>
-      <w:r>
-        <w:rPr>
-          <w:rFonts w:ascii="Times New Roman" w:eastAsia="Times New Roman" w:hAnsi="Times New Roman" w:cs="Times New Roman"/>
-          <w:i/>
-          <w:sz w:val="20"/>
-        </w:rPr>
-        <w:t xml:space="preserve"> </w:t>
-      </w:r>
-      <w:proofErr w:type="spellStart"/>
-      <w:r>
-        <w:rPr>
-          <w:rFonts w:ascii="Times New Roman" w:eastAsia="Times New Roman" w:hAnsi="Times New Roman" w:cs="Times New Roman"/>
-          <w:i/>
-          <w:sz w:val="20"/>
-        </w:rPr>
-        <w:t>problems</w:t>
-      </w:r>
-      <w:proofErr w:type="spellEnd"/>
-      <w:r>
-        <w:rPr>
-          <w:rFonts w:ascii="Times New Roman" w:eastAsia="Times New Roman" w:hAnsi="Times New Roman" w:cs="Times New Roman"/>
-          <w:i/>
-          <w:sz w:val="20"/>
-        </w:rPr>
-        <w:t xml:space="preserve"> </w:t>
-      </w:r>
-      <w:proofErr w:type="spellStart"/>
-      <w:r>
-        <w:rPr>
-          <w:rFonts w:ascii="Times New Roman" w:eastAsia="Times New Roman" w:hAnsi="Times New Roman" w:cs="Times New Roman"/>
-          <w:i/>
-          <w:sz w:val="20"/>
-        </w:rPr>
-        <w:t>hindering</w:t>
-      </w:r>
-      <w:proofErr w:type="spellEnd"/>
-      <w:r>
-        <w:rPr>
-          <w:rFonts w:ascii="Times New Roman" w:eastAsia="Times New Roman" w:hAnsi="Times New Roman" w:cs="Times New Roman"/>
-          <w:i/>
-          <w:sz w:val="20"/>
-        </w:rPr>
-        <w:t xml:space="preserve"> </w:t>
-      </w:r>
-      <w:proofErr w:type="spellStart"/>
-      <w:r>
-        <w:rPr>
-          <w:rFonts w:ascii="Times New Roman" w:eastAsia="Times New Roman" w:hAnsi="Times New Roman" w:cs="Times New Roman"/>
-          <w:i/>
-          <w:sz w:val="20"/>
-        </w:rPr>
         <w:t>the</w:t>
       </w:r>
       <w:proofErr w:type="spellEnd"/>
@@ -914,333 +2388,17 @@
           <w:i/>
           <w:sz w:val="20"/>
         </w:rPr>
-        <w:t>mass</w:t>
-      </w:r>
-      <w:proofErr w:type="spellEnd"/>
-      <w:r>
-        <w:rPr>
-          <w:rFonts w:ascii="Times New Roman" w:eastAsia="Times New Roman" w:hAnsi="Times New Roman" w:cs="Times New Roman"/>
-          <w:i/>
-          <w:sz w:val="20"/>
-        </w:rPr>
-        <w:t xml:space="preserve"> </w:t>
-      </w:r>
-      <w:proofErr w:type="spellStart"/>
-      <w:r>
-        <w:rPr>
-          <w:rFonts w:ascii="Times New Roman" w:eastAsia="Times New Roman" w:hAnsi="Times New Roman" w:cs="Times New Roman"/>
-          <w:i/>
-          <w:sz w:val="20"/>
-        </w:rPr>
-        <w:t>implementation</w:t>
-      </w:r>
-      <w:proofErr w:type="spellEnd"/>
-      <w:r>
-        <w:rPr>
-          <w:rFonts w:ascii="Times New Roman" w:eastAsia="Times New Roman" w:hAnsi="Times New Roman" w:cs="Times New Roman"/>
-          <w:i/>
-          <w:sz w:val="20"/>
-        </w:rPr>
-        <w:t xml:space="preserve"> </w:t>
-      </w:r>
-      <w:proofErr w:type="spellStart"/>
-      <w:r>
-        <w:rPr>
-          <w:rFonts w:ascii="Times New Roman" w:eastAsia="Times New Roman" w:hAnsi="Times New Roman" w:cs="Times New Roman"/>
-          <w:i/>
-          <w:sz w:val="20"/>
-        </w:rPr>
-        <w:t>of</w:t>
-      </w:r>
-      <w:proofErr w:type="spellEnd"/>
-      <w:r>
-        <w:rPr>
-          <w:rFonts w:ascii="Times New Roman" w:eastAsia="Times New Roman" w:hAnsi="Times New Roman" w:cs="Times New Roman"/>
-          <w:i/>
-          <w:sz w:val="20"/>
-        </w:rPr>
-        <w:t xml:space="preserve"> </w:t>
-      </w:r>
-      <w:proofErr w:type="spellStart"/>
-      <w:r>
-        <w:rPr>
-          <w:rFonts w:ascii="Times New Roman" w:eastAsia="Times New Roman" w:hAnsi="Times New Roman" w:cs="Times New Roman"/>
-          <w:i/>
-          <w:sz w:val="20"/>
-        </w:rPr>
-        <w:t>the</w:t>
-      </w:r>
-      <w:proofErr w:type="spellEnd"/>
-      <w:r>
-        <w:rPr>
-          <w:rFonts w:ascii="Times New Roman" w:eastAsia="Times New Roman" w:hAnsi="Times New Roman" w:cs="Times New Roman"/>
-          <w:i/>
-          <w:sz w:val="20"/>
-        </w:rPr>
-        <w:t xml:space="preserve"> </w:t>
-      </w:r>
-      <w:proofErr w:type="spellStart"/>
-      <w:r>
-        <w:rPr>
-          <w:rFonts w:ascii="Times New Roman" w:eastAsia="Times New Roman" w:hAnsi="Times New Roman" w:cs="Times New Roman"/>
-          <w:i/>
-          <w:sz w:val="20"/>
-        </w:rPr>
-        <w:t>technology</w:t>
-      </w:r>
-      <w:proofErr w:type="spellEnd"/>
-      <w:r>
-        <w:rPr>
-          <w:rFonts w:ascii="Times New Roman" w:eastAsia="Times New Roman" w:hAnsi="Times New Roman" w:cs="Times New Roman"/>
-          <w:i/>
-          <w:sz w:val="20"/>
-        </w:rPr>
-        <w:t xml:space="preserve">, </w:t>
-      </w:r>
-      <w:proofErr w:type="spellStart"/>
-      <w:r>
-        <w:rPr>
-          <w:rFonts w:ascii="Times New Roman" w:eastAsia="Times New Roman" w:hAnsi="Times New Roman" w:cs="Times New Roman"/>
-          <w:i/>
-          <w:sz w:val="20"/>
-        </w:rPr>
-        <w:t>such</w:t>
-      </w:r>
-      <w:proofErr w:type="spellEnd"/>
-      <w:r>
-        <w:rPr>
-          <w:rFonts w:ascii="Times New Roman" w:eastAsia="Times New Roman" w:hAnsi="Times New Roman" w:cs="Times New Roman"/>
-          <w:i/>
-          <w:sz w:val="20"/>
-        </w:rPr>
-        <w:t xml:space="preserve"> </w:t>
-      </w:r>
-      <w:proofErr w:type="spellStart"/>
-      <w:r>
-        <w:rPr>
-          <w:rFonts w:ascii="Times New Roman" w:eastAsia="Times New Roman" w:hAnsi="Times New Roman" w:cs="Times New Roman"/>
-          <w:i/>
-          <w:sz w:val="20"/>
-        </w:rPr>
-        <w:t>as</w:t>
-      </w:r>
-      <w:proofErr w:type="spellEnd"/>
-      <w:r>
-        <w:rPr>
-          <w:rFonts w:ascii="Times New Roman" w:eastAsia="Times New Roman" w:hAnsi="Times New Roman" w:cs="Times New Roman"/>
-          <w:i/>
-          <w:sz w:val="20"/>
-        </w:rPr>
-        <w:t xml:space="preserve"> </w:t>
-      </w:r>
-      <w:proofErr w:type="spellStart"/>
-      <w:r>
-        <w:rPr>
-          <w:rFonts w:ascii="Times New Roman" w:eastAsia="Times New Roman" w:hAnsi="Times New Roman" w:cs="Times New Roman"/>
-          <w:i/>
-          <w:sz w:val="20"/>
-        </w:rPr>
-        <w:t>structural</w:t>
-      </w:r>
-      <w:proofErr w:type="spellEnd"/>
-      <w:r>
-        <w:rPr>
-          <w:rFonts w:ascii="Times New Roman" w:eastAsia="Times New Roman" w:hAnsi="Times New Roman" w:cs="Times New Roman"/>
-          <w:i/>
-          <w:sz w:val="20"/>
-        </w:rPr>
-        <w:t xml:space="preserve"> </w:t>
-      </w:r>
-      <w:proofErr w:type="spellStart"/>
-      <w:r>
-        <w:rPr>
-          <w:rFonts w:ascii="Times New Roman" w:eastAsia="Times New Roman" w:hAnsi="Times New Roman" w:cs="Times New Roman"/>
-          <w:i/>
-          <w:sz w:val="20"/>
-        </w:rPr>
-        <w:t>instability</w:t>
-      </w:r>
-      <w:proofErr w:type="spellEnd"/>
-      <w:r>
-        <w:rPr>
-          <w:rFonts w:ascii="Times New Roman" w:eastAsia="Times New Roman" w:hAnsi="Times New Roman" w:cs="Times New Roman"/>
-          <w:i/>
-          <w:sz w:val="20"/>
-        </w:rPr>
-        <w:t xml:space="preserve"> </w:t>
-      </w:r>
-      <w:proofErr w:type="spellStart"/>
-      <w:r>
-        <w:rPr>
-          <w:rFonts w:ascii="Times New Roman" w:eastAsia="Times New Roman" w:hAnsi="Times New Roman" w:cs="Times New Roman"/>
-          <w:i/>
-          <w:sz w:val="20"/>
-        </w:rPr>
-        <w:t>under</w:t>
-      </w:r>
-      <w:proofErr w:type="spellEnd"/>
-      <w:r>
-        <w:rPr>
-          <w:rFonts w:ascii="Times New Roman" w:eastAsia="Times New Roman" w:hAnsi="Times New Roman" w:cs="Times New Roman"/>
-          <w:i/>
-          <w:sz w:val="20"/>
-        </w:rPr>
-        <w:t xml:space="preserve"> </w:t>
-      </w:r>
-      <w:proofErr w:type="spellStart"/>
-      <w:r>
-        <w:rPr>
-          <w:rFonts w:ascii="Times New Roman" w:eastAsia="Times New Roman" w:hAnsi="Times New Roman" w:cs="Times New Roman"/>
-          <w:i/>
-          <w:sz w:val="20"/>
-        </w:rPr>
-        <w:t>the</w:t>
-      </w:r>
-      <w:proofErr w:type="spellEnd"/>
-      <w:r>
-        <w:rPr>
-          <w:rFonts w:ascii="Times New Roman" w:eastAsia="Times New Roman" w:hAnsi="Times New Roman" w:cs="Times New Roman"/>
-          <w:i/>
-          <w:sz w:val="20"/>
-        </w:rPr>
-        <w:t xml:space="preserve"> </w:t>
-      </w:r>
-      <w:proofErr w:type="spellStart"/>
-      <w:r>
-        <w:rPr>
-          <w:rFonts w:ascii="Times New Roman" w:eastAsia="Times New Roman" w:hAnsi="Times New Roman" w:cs="Times New Roman"/>
-          <w:i/>
-          <w:sz w:val="20"/>
-        </w:rPr>
-        <w:t>influence</w:t>
-      </w:r>
-      <w:proofErr w:type="spellEnd"/>
-      <w:r>
-        <w:rPr>
-          <w:rFonts w:ascii="Times New Roman" w:eastAsia="Times New Roman" w:hAnsi="Times New Roman" w:cs="Times New Roman"/>
-          <w:i/>
-          <w:sz w:val="20"/>
-        </w:rPr>
-        <w:t xml:space="preserve"> </w:t>
-      </w:r>
-      <w:proofErr w:type="spellStart"/>
-      <w:r>
-        <w:rPr>
-          <w:rFonts w:ascii="Times New Roman" w:eastAsia="Times New Roman" w:hAnsi="Times New Roman" w:cs="Times New Roman"/>
-          <w:i/>
-          <w:sz w:val="20"/>
-        </w:rPr>
-        <w:t>of</w:t>
-      </w:r>
-      <w:proofErr w:type="spellEnd"/>
-      <w:r>
-        <w:rPr>
-          <w:rFonts w:ascii="Times New Roman" w:eastAsia="Times New Roman" w:hAnsi="Times New Roman" w:cs="Times New Roman"/>
-          <w:i/>
-          <w:sz w:val="20"/>
-        </w:rPr>
-        <w:t xml:space="preserve"> </w:t>
-      </w:r>
-      <w:proofErr w:type="spellStart"/>
-      <w:r>
-        <w:rPr>
-          <w:rFonts w:ascii="Times New Roman" w:eastAsia="Times New Roman" w:hAnsi="Times New Roman" w:cs="Times New Roman"/>
-          <w:i/>
-          <w:sz w:val="20"/>
-        </w:rPr>
-        <w:t>moisture</w:t>
-      </w:r>
-      <w:proofErr w:type="spellEnd"/>
-      <w:r>
-        <w:rPr>
-          <w:rFonts w:ascii="Times New Roman" w:eastAsia="Times New Roman" w:hAnsi="Times New Roman" w:cs="Times New Roman"/>
-          <w:i/>
-          <w:sz w:val="20"/>
-        </w:rPr>
-        <w:t xml:space="preserve"> </w:t>
-      </w:r>
-      <w:proofErr w:type="spellStart"/>
-      <w:r>
-        <w:rPr>
-          <w:rFonts w:ascii="Times New Roman" w:eastAsia="Times New Roman" w:hAnsi="Times New Roman" w:cs="Times New Roman"/>
-          <w:i/>
-          <w:sz w:val="20"/>
-        </w:rPr>
-        <w:t>and</w:t>
-      </w:r>
-      <w:proofErr w:type="spellEnd"/>
-      <w:r>
-        <w:rPr>
-          <w:rFonts w:ascii="Times New Roman" w:eastAsia="Times New Roman" w:hAnsi="Times New Roman" w:cs="Times New Roman"/>
-          <w:i/>
-          <w:sz w:val="20"/>
-        </w:rPr>
-        <w:t xml:space="preserve"> </w:t>
-      </w:r>
-      <w:proofErr w:type="spellStart"/>
-      <w:r>
-        <w:rPr>
-          <w:rFonts w:ascii="Times New Roman" w:eastAsia="Times New Roman" w:hAnsi="Times New Roman" w:cs="Times New Roman"/>
-          <w:i/>
-          <w:sz w:val="20"/>
-        </w:rPr>
-        <w:t>lead</w:t>
-      </w:r>
-      <w:proofErr w:type="spellEnd"/>
-      <w:r>
-        <w:rPr>
-          <w:rFonts w:ascii="Times New Roman" w:eastAsia="Times New Roman" w:hAnsi="Times New Roman" w:cs="Times New Roman"/>
-          <w:i/>
-          <w:sz w:val="20"/>
-        </w:rPr>
-        <w:t xml:space="preserve"> </w:t>
-      </w:r>
-      <w:proofErr w:type="spellStart"/>
-      <w:r>
-        <w:rPr>
-          <w:rFonts w:ascii="Times New Roman" w:eastAsia="Times New Roman" w:hAnsi="Times New Roman" w:cs="Times New Roman"/>
-          <w:i/>
-          <w:sz w:val="20"/>
-        </w:rPr>
-        <w:t>toxicity</w:t>
-      </w:r>
-      <w:proofErr w:type="spellEnd"/>
-      <w:r>
-        <w:rPr>
-          <w:rFonts w:ascii="Times New Roman" w:eastAsia="Times New Roman" w:hAnsi="Times New Roman" w:cs="Times New Roman"/>
-          <w:i/>
-          <w:sz w:val="20"/>
-        </w:rPr>
-        <w:t xml:space="preserve">, </w:t>
-      </w:r>
-      <w:proofErr w:type="spellStart"/>
-      <w:r>
-        <w:rPr>
-          <w:rFonts w:ascii="Times New Roman" w:eastAsia="Times New Roman" w:hAnsi="Times New Roman" w:cs="Times New Roman"/>
-          <w:i/>
-          <w:sz w:val="20"/>
-        </w:rPr>
-        <w:t>are</w:t>
-      </w:r>
-      <w:proofErr w:type="spellEnd"/>
-      <w:r>
-        <w:rPr>
-          <w:rFonts w:ascii="Times New Roman" w:eastAsia="Times New Roman" w:hAnsi="Times New Roman" w:cs="Times New Roman"/>
-          <w:i/>
-          <w:sz w:val="20"/>
-        </w:rPr>
-        <w:t xml:space="preserve"> </w:t>
-      </w:r>
-      <w:proofErr w:type="spellStart"/>
-      <w:r>
-        <w:rPr>
-          <w:rFonts w:ascii="Times New Roman" w:eastAsia="Times New Roman" w:hAnsi="Times New Roman" w:cs="Times New Roman"/>
-          <w:i/>
-          <w:sz w:val="20"/>
-        </w:rPr>
-        <w:t>determined</w:t>
-      </w:r>
-      <w:proofErr w:type="spellEnd"/>
+        <w:t>system</w:t>
+      </w:r>
+      <w:proofErr w:type="spellEnd"/>
+      <w:r>
+        <w:rPr>
+          <w:rFonts w:ascii="Times New Roman" w:eastAsia="Times New Roman" w:hAnsi="Times New Roman" w:cs="Times New Roman"/>
+          <w:i/>
+          <w:sz w:val="20"/>
+        </w:rPr>
+        <w:t>.</w:t>
+      </w:r>
       <w:r>
         <w:rPr>
           <w:rFonts w:ascii="Times New Roman" w:eastAsia="Times New Roman" w:hAnsi="Times New Roman" w:cs="Times New Roman"/>
@@ -1278,23 +2436,7 @@
           <w:rFonts w:ascii="Times New Roman" w:eastAsia="Times New Roman" w:hAnsi="Times New Roman" w:cs="Times New Roman"/>
           <w:sz w:val="20"/>
         </w:rPr>
-        <w:t>solar</w:t>
-      </w:r>
-      <w:proofErr w:type="spellEnd"/>
-      <w:r>
-        <w:rPr>
-          <w:rFonts w:ascii="Times New Roman" w:eastAsia="Times New Roman" w:hAnsi="Times New Roman" w:cs="Times New Roman"/>
-          <w:sz w:val="20"/>
-        </w:rPr>
-        <w:t xml:space="preserve"> </w:t>
-      </w:r>
-      <w:proofErr w:type="spellStart"/>
-      <w:r>
-        <w:rPr>
-          <w:rFonts w:ascii="Times New Roman" w:eastAsia="Times New Roman" w:hAnsi="Times New Roman" w:cs="Times New Roman"/>
-          <w:sz w:val="20"/>
-        </w:rPr>
-        <w:t>energy</w:t>
+        <w:t>memristor</w:t>
       </w:r>
       <w:proofErr w:type="spellEnd"/>
       <w:r>
@@ -1310,7 +2452,23 @@
           <w:rFonts w:ascii="Times New Roman" w:eastAsia="Times New Roman" w:hAnsi="Times New Roman" w:cs="Times New Roman"/>
           <w:sz w:val="20"/>
         </w:rPr>
-        <w:t>perovskites</w:t>
+        <w:t>crossbar</w:t>
+      </w:r>
+      <w:proofErr w:type="spellEnd"/>
+      <w:r>
+        <w:rPr>
+          <w:rFonts w:ascii="Times New Roman" w:eastAsia="Times New Roman" w:hAnsi="Times New Roman" w:cs="Times New Roman"/>
+          <w:sz w:val="20"/>
+        </w:rPr>
+        <w:t xml:space="preserve"> </w:t>
+      </w:r>
+      <w:proofErr w:type="spellStart"/>
+      <w:r>
+        <w:rPr>
+          <w:rFonts w:ascii="Times New Roman" w:eastAsia="Times New Roman" w:hAnsi="Times New Roman" w:cs="Times New Roman"/>
+          <w:sz w:val="20"/>
+        </w:rPr>
+        <w:t>array</w:t>
       </w:r>
       <w:proofErr w:type="spellEnd"/>
       <w:r>
@@ -1326,23 +2484,23 @@
           <w:rFonts w:ascii="Times New Roman" w:eastAsia="Times New Roman" w:hAnsi="Times New Roman" w:cs="Times New Roman"/>
           <w:sz w:val="20"/>
         </w:rPr>
-        <w:t>solar</w:t>
-      </w:r>
-      <w:proofErr w:type="spellEnd"/>
-      <w:r>
-        <w:rPr>
-          <w:rFonts w:ascii="Times New Roman" w:eastAsia="Times New Roman" w:hAnsi="Times New Roman" w:cs="Times New Roman"/>
-          <w:sz w:val="20"/>
-        </w:rPr>
-        <w:t xml:space="preserve"> </w:t>
-      </w:r>
-      <w:proofErr w:type="spellStart"/>
-      <w:r>
-        <w:rPr>
-          <w:rFonts w:ascii="Times New Roman" w:eastAsia="Times New Roman" w:hAnsi="Times New Roman" w:cs="Times New Roman"/>
-          <w:sz w:val="20"/>
-        </w:rPr>
-        <w:t>cells</w:t>
+        <w:t>neuromorphic</w:t>
+      </w:r>
+      <w:proofErr w:type="spellEnd"/>
+      <w:r>
+        <w:rPr>
+          <w:rFonts w:ascii="Times New Roman" w:eastAsia="Times New Roman" w:hAnsi="Times New Roman" w:cs="Times New Roman"/>
+          <w:sz w:val="20"/>
+        </w:rPr>
+        <w:t xml:space="preserve"> </w:t>
+      </w:r>
+      <w:proofErr w:type="spellStart"/>
+      <w:r>
+        <w:rPr>
+          <w:rFonts w:ascii="Times New Roman" w:eastAsia="Times New Roman" w:hAnsi="Times New Roman" w:cs="Times New Roman"/>
+          <w:sz w:val="20"/>
+        </w:rPr>
+        <w:t>computing</w:t>
       </w:r>
       <w:proofErr w:type="spellEnd"/>
       <w:r>
@@ -1358,7 +2516,23 @@
           <w:rFonts w:ascii="Times New Roman" w:eastAsia="Times New Roman" w:hAnsi="Times New Roman" w:cs="Times New Roman"/>
           <w:sz w:val="20"/>
         </w:rPr>
-        <w:t>efficiency</w:t>
+        <w:t>resistive</w:t>
+      </w:r>
+      <w:proofErr w:type="spellEnd"/>
+      <w:r>
+        <w:rPr>
+          <w:rFonts w:ascii="Times New Roman" w:eastAsia="Times New Roman" w:hAnsi="Times New Roman" w:cs="Times New Roman"/>
+          <w:sz w:val="20"/>
+        </w:rPr>
+        <w:t xml:space="preserve"> </w:t>
+      </w:r>
+      <w:proofErr w:type="spellStart"/>
+      <w:r>
+        <w:rPr>
+          <w:rFonts w:ascii="Times New Roman" w:eastAsia="Times New Roman" w:hAnsi="Times New Roman" w:cs="Times New Roman"/>
+          <w:sz w:val="20"/>
+        </w:rPr>
+        <w:t>switching</w:t>
       </w:r>
       <w:proofErr w:type="spellEnd"/>
       <w:r>
@@ -1374,23 +2548,87 @@
           <w:rFonts w:ascii="Times New Roman" w:eastAsia="Times New Roman" w:hAnsi="Times New Roman" w:cs="Times New Roman"/>
           <w:sz w:val="20"/>
         </w:rPr>
-        <w:t>semiconductor</w:t>
-      </w:r>
-      <w:proofErr w:type="spellEnd"/>
-      <w:r>
-        <w:rPr>
-          <w:rFonts w:ascii="Times New Roman" w:eastAsia="Times New Roman" w:hAnsi="Times New Roman" w:cs="Times New Roman"/>
-          <w:sz w:val="20"/>
-        </w:rPr>
-        <w:t xml:space="preserve"> </w:t>
-      </w:r>
-      <w:proofErr w:type="spellStart"/>
-      <w:r>
-        <w:rPr>
-          <w:rFonts w:ascii="Times New Roman" w:eastAsia="Times New Roman" w:hAnsi="Times New Roman" w:cs="Times New Roman"/>
-          <w:sz w:val="20"/>
-        </w:rPr>
-        <w:t>physics</w:t>
+        <w:t>oxygen</w:t>
+      </w:r>
+      <w:proofErr w:type="spellEnd"/>
+      <w:r>
+        <w:rPr>
+          <w:rFonts w:ascii="Times New Roman" w:eastAsia="Times New Roman" w:hAnsi="Times New Roman" w:cs="Times New Roman"/>
+          <w:sz w:val="20"/>
+        </w:rPr>
+        <w:t xml:space="preserve"> </w:t>
+      </w:r>
+      <w:proofErr w:type="spellStart"/>
+      <w:r>
+        <w:rPr>
+          <w:rFonts w:ascii="Times New Roman" w:eastAsia="Times New Roman" w:hAnsi="Times New Roman" w:cs="Times New Roman"/>
+          <w:sz w:val="20"/>
+        </w:rPr>
+        <w:t>vacancies</w:t>
+      </w:r>
+      <w:proofErr w:type="spellEnd"/>
+      <w:r>
+        <w:rPr>
+          <w:rFonts w:ascii="Times New Roman" w:eastAsia="Times New Roman" w:hAnsi="Times New Roman" w:cs="Times New Roman"/>
+          <w:sz w:val="20"/>
+        </w:rPr>
+        <w:t xml:space="preserve">, </w:t>
+      </w:r>
+      <w:proofErr w:type="spellStart"/>
+      <w:r>
+        <w:rPr>
+          <w:rFonts w:ascii="Times New Roman" w:eastAsia="Times New Roman" w:hAnsi="Times New Roman" w:cs="Times New Roman"/>
+          <w:sz w:val="20"/>
+        </w:rPr>
+        <w:t>titanium</w:t>
+      </w:r>
+      <w:proofErr w:type="spellEnd"/>
+      <w:r>
+        <w:rPr>
+          <w:rFonts w:ascii="Times New Roman" w:eastAsia="Times New Roman" w:hAnsi="Times New Roman" w:cs="Times New Roman"/>
+          <w:sz w:val="20"/>
+        </w:rPr>
+        <w:t xml:space="preserve"> </w:t>
+      </w:r>
+      <w:proofErr w:type="spellStart"/>
+      <w:r>
+        <w:rPr>
+          <w:rFonts w:ascii="Times New Roman" w:eastAsia="Times New Roman" w:hAnsi="Times New Roman" w:cs="Times New Roman"/>
+          <w:sz w:val="20"/>
+        </w:rPr>
+        <w:t>dioxide</w:t>
+      </w:r>
+      <w:proofErr w:type="spellEnd"/>
+      <w:r>
+        <w:rPr>
+          <w:rFonts w:ascii="Times New Roman" w:eastAsia="Times New Roman" w:hAnsi="Times New Roman" w:cs="Times New Roman"/>
+          <w:sz w:val="20"/>
+        </w:rPr>
+        <w:t xml:space="preserve">, </w:t>
+      </w:r>
+      <w:proofErr w:type="spellStart"/>
+      <w:r>
+        <w:rPr>
+          <w:rFonts w:ascii="Times New Roman" w:eastAsia="Times New Roman" w:hAnsi="Times New Roman" w:cs="Times New Roman"/>
+          <w:sz w:val="20"/>
+        </w:rPr>
+        <w:t>In-Memory</w:t>
+      </w:r>
+      <w:proofErr w:type="spellEnd"/>
+      <w:r>
+        <w:rPr>
+          <w:rFonts w:ascii="Times New Roman" w:eastAsia="Times New Roman" w:hAnsi="Times New Roman" w:cs="Times New Roman"/>
+          <w:sz w:val="20"/>
+        </w:rPr>
+        <w:t xml:space="preserve"> </w:t>
+      </w:r>
+      <w:proofErr w:type="spellStart"/>
+      <w:r>
+        <w:rPr>
+          <w:rFonts w:ascii="Times New Roman" w:eastAsia="Times New Roman" w:hAnsi="Times New Roman" w:cs="Times New Roman"/>
+          <w:sz w:val="20"/>
+        </w:rPr>
+        <w:t>Computing</w:t>
       </w:r>
       <w:proofErr w:type="spellEnd"/>
       <w:r>
@@ -2049,6 +3287,7 @@
           <w:rFonts w:ascii="Times New Roman" w:eastAsia="Times New Roman" w:hAnsi="Times New Roman" w:cs="Times New Roman"/>
           <w:sz w:val="20"/>
         </w:rPr>
+        <w:lastRenderedPageBreak/>
         <w:t>.</w:t>
       </w:r>
     </w:p>
@@ -2224,7 +3463,6 @@
           <w:sz w:val="20"/>
           <w:szCs w:val="22"/>
         </w:rPr>
-        <w:lastRenderedPageBreak/>
         <w:t>Zhuchenko</w:t>
       </w:r>
       <w:proofErr w:type="spellEnd"/>
@@ -3930,4 +5168,16 @@
     </a:ext>
   </a:extLst>
 </a:theme>
+</file>
+
+<file path=customXml/item1.xml><?xml version="1.0" encoding="utf-8"?>
+<b:Sources xmlns:b="http://schemas.openxmlformats.org/officeDocument/2006/bibliography" xmlns="http://schemas.openxmlformats.org/officeDocument/2006/bibliography" SelectedStyle="\APASixthEditionOfficeOnline.xsl" StyleName="APA" Version="6"/>
+</file>
+
+<file path=customXml/itemProps1.xml><?xml version="1.0" encoding="utf-8"?>
+<ds:datastoreItem xmlns:ds="http://schemas.openxmlformats.org/officeDocument/2006/customXml" ds:itemID="{9265FFB4-80EA-4596-91A6-ECC16C9E41E7}">
+  <ds:schemaRefs>
+    <ds:schemaRef ds:uri="http://schemas.openxmlformats.org/officeDocument/2006/bibliography"/>
+  </ds:schemaRefs>
+</ds:datastoreItem>
 </file>